--- a/QIP_V4/QIP_Quan_ly_van_hanh_V4_TrackChanges.docx
+++ b/QIP_V4/QIP_Quan_ly_van_hanh_V4_TrackChanges.docx
@@ -98,18 +98,36 @@
               <w:rPr>
                 <w:highlight w:val="yellow"/>
               </w:rPr>
-              <w:t xml:space="preserve">Mã số: 00x-QIP</w:t>
+              <w:t xml:space="preserve">Mã số: </w:t>
             </w:r>
-          </w:p>
-          <w:p>
-            <w:pPr>
-              <w:pStyle w:val="BodytextTable"/>
-            </w:pPr>
             <w:r>
               <w:rPr>
                 <w:highlight w:val="yellow"/>
               </w:rPr>
-              <w:t xml:space="preserve">Ngày phê duyệt: dd/mm/yyyy</w:t>
+              <w:t xml:space="preserve">00x</w:t>
+            </w:r>
+            <w:r>
+              <w:rPr>
+                <w:highlight w:val="yellow"/>
+              </w:rPr>
+              <w:t xml:space="preserve">-QIP</w:t>
+            </w:r>
+          </w:p>
+          <w:p>
+            <w:pPr>
+              <w:pStyle w:val="BodytextTable"/>
+            </w:pPr>
+            <w:r>
+              <w:rPr>
+                <w:highlight w:val="yellow"/>
+              </w:rPr>
+              <w:t xml:space="preserve">Ngày phê duyệt: </w:t>
+            </w:r>
+            <w:r>
+              <w:rPr>
+                <w:highlight w:val="yellow"/>
+              </w:rPr>
+              <w:t xml:space="preserve">dd/mm/yyyy</w:t>
             </w:r>
           </w:p>
         </w:tc>
@@ -257,6 +275,9 @@
             </w:pPr>
             <w:ins w:id="20000" w:author="Nhóm dự án" w:date="2026-10-02T09:00:00Z">
               <w:r>
+                <w:rPr>
+                  <w:highlight w:val="yellow"/>
+                </w:rPr>
                 <w:t xml:space="preserve">[Họ tên – Thành viên Hội đồng QLCL]</w:t>
               </w:r>
             </w:ins>
@@ -384,7 +405,10 @@
               <w:pStyle w:val="Bodytext3-3"/>
             </w:pPr>
             <w:r>
-              <w:t>dd/mm/yyyy</w:t>
+              <w:rPr>
+                <w:highlight w:val="yellow"/>
+              </w:rPr>
+              <w:t xml:space="preserve">dd/mm/yyyy</w:t>
             </w:r>
           </w:p>
         </w:tc>
@@ -1559,7 +1583,16 @@
           <w:t xml:space="preserve">Tỷ lệ phiếu được xử lý đúng hạn (biến cho Mục tiêu 4): </w:t>
         </w:r>
         <w:r>
-          <w:t xml:space="preserve">số phiếu hoàn tất trong thời hạn cam kết / tổng số phiếu hoàn tất trong kỳ × 100%. Thời gian xử lý tính từ khi phiếu được tiếp nhận đến khi hoàn tất (đóng phiếu); thời hạn cam kết quy định riêng cho từng loại phiếu [bảng thời hạn theo loại phiếu – nhóm dự án bổ sung]. Lộ trình: ≥ 80% trong 3 tháng đầu vận hành, ≥ 90% từ tháng thứ 4 đến ngày 31/12/2026. Báo cáo hằng tháng theo từng loại phiếu;</w:t>
+          <w:t xml:space="preserve">số phiếu hoàn tất trong thời hạn cam kết / tổng số phiếu hoàn tất trong kỳ × 100%. Thời gian xử lý tính từ khi phiếu được tiếp nhận đến khi hoàn tất (đóng phiếu); thời hạn cam kết quy định riêng cho từng loại phiếu </w:t>
+        </w:r>
+        <w:r>
+          <w:rPr>
+            <w:highlight w:val="yellow"/>
+          </w:rPr>
+          <w:t xml:space="preserve">[bảng thời hạn theo loại phiếu – nhóm dự án bổ sung]</w:t>
+        </w:r>
+        <w:r>
+          <w:t xml:space="preserve">. Lộ trình: ≥ 80% trong 3 tháng đầu vận hành, ≥ 90% từ tháng thứ 4 đến ngày 31/12/2026. Báo cáo hằng tháng theo từng loại phiếu;</w:t>
         </w:r>
       </w:ins>
     </w:p>
@@ -1707,7 +1740,16 @@
       </w:del>
       <w:ins w:id="20095" w:author="Nhóm dự án" w:date="2026-10-02T09:00:00Z">
         <w:r>
-          <w:t xml:space="preserve">Công cụ sử dụng: Động não (thu thập ý kiến), Biểu đồ xương cá (phân nhóm nguyên nhân) và 5 câu hỏi “Tại sao” (truy nguyên nhân gốc rễ). Buổi phân tích ngày [dd/mm/yyyy], thành phần: nhóm dự án và tổ trưởng các tổ vận hành; nguyên nhân gốc rễ được chọn bằng biểu quyết của nhóm.</w:t>
+          <w:t xml:space="preserve">Công cụ sử dụng: Động não (thu thập ý kiến), Biểu đồ xương cá (phân nhóm nguyên nhân) và 5 câu hỏi “Tại sao” (truy nguyên nhân gốc rễ). Buổi phân tích ngày </w:t>
+        </w:r>
+        <w:r>
+          <w:rPr>
+            <w:highlight w:val="yellow"/>
+          </w:rPr>
+          <w:t xml:space="preserve">[dd/mm/yyyy]</w:t>
+        </w:r>
+        <w:r>
+          <w:t xml:space="preserve">, thành phần: nhóm dự án và tổ trưởng các tổ vận hành; nguyên nhân gốc rễ được chọn bằng biểu quyết của nhóm.</w:t>
         </w:r>
       </w:ins>
     </w:p>
@@ -2999,7 +3041,43 @@
       </w:pPr>
       <w:ins w:id="20188" w:author="Nhóm dự án" w:date="2026-10-02T09:00:00Z">
         <w:r>
-          <w:t xml:space="preserve">Giá trị nền (trước can thiệp) được trích từ dữ liệu hơn 500 phiếu của V1: tỷ lệ phiếu được tiếp nhận trong vòng 30 phút [___]%; thời gian tiếp nhận trung bình [___]; tỷ lệ phiếu xử lý đúng hạn [___]%; tỷ lệ số hóa phiếu [___]%.</w:t>
+          <w:t xml:space="preserve">Giá trị nền (trước can thiệp) được trích từ dữ liệu hơn 500 phiếu của V1: tỷ lệ phiếu được tiếp nhận trong vòng 30 phút </w:t>
+        </w:r>
+        <w:r>
+          <w:rPr>
+            <w:highlight w:val="yellow"/>
+          </w:rPr>
+          <w:t xml:space="preserve">[___]</w:t>
+        </w:r>
+        <w:r>
+          <w:t xml:space="preserve">%; thời gian tiếp nhận trung bình </w:t>
+        </w:r>
+        <w:r>
+          <w:rPr>
+            <w:highlight w:val="yellow"/>
+          </w:rPr>
+          <w:t xml:space="preserve">[___]</w:t>
+        </w:r>
+        <w:r>
+          <w:t xml:space="preserve">; tỷ lệ phiếu xử lý đúng hạn </w:t>
+        </w:r>
+        <w:r>
+          <w:rPr>
+            <w:highlight w:val="yellow"/>
+          </w:rPr>
+          <w:t xml:space="preserve">[___]</w:t>
+        </w:r>
+        <w:r>
+          <w:t xml:space="preserve">%; tỷ lệ số hóa phiếu </w:t>
+        </w:r>
+        <w:r>
+          <w:rPr>
+            <w:highlight w:val="yellow"/>
+          </w:rPr>
+          <w:t xml:space="preserve">[___]</w:t>
+        </w:r>
+        <w:r>
+          <w:t xml:space="preserve">%.</w:t>
         </w:r>
       </w:ins>
     </w:p>
@@ -4651,6 +4729,9 @@
             </w:pPr>
             <w:ins w:id="20269" w:author="Nhóm dự án" w:date="2026-10-02T09:00:00Z">
               <w:r>
+                <w:rPr>
+                  <w:highlight w:val="yellow"/>
+                </w:rPr>
                 <w:t xml:space="preserve">[ ]</w:t>
               </w:r>
             </w:ins>
@@ -4666,6 +4747,9 @@
             </w:pPr>
             <w:ins w:id="20270" w:author="Nhóm dự án" w:date="2026-10-02T09:00:00Z">
               <w:r>
+                <w:rPr>
+                  <w:highlight w:val="yellow"/>
+                </w:rPr>
                 <w:t xml:space="preserve">[ ]</w:t>
               </w:r>
             </w:ins>
@@ -4681,6 +4765,9 @@
             </w:pPr>
             <w:ins w:id="20271" w:author="Nhóm dự án" w:date="2026-10-02T09:00:00Z">
               <w:r>
+                <w:rPr>
+                  <w:highlight w:val="yellow"/>
+                </w:rPr>
                 <w:t xml:space="preserve">[ ]</w:t>
               </w:r>
             </w:ins>
@@ -4696,6 +4783,9 @@
             </w:pPr>
             <w:ins w:id="20272" w:author="Nhóm dự án" w:date="2026-10-02T09:00:00Z">
               <w:r>
+                <w:rPr>
+                  <w:highlight w:val="yellow"/>
+                </w:rPr>
                 <w:t xml:space="preserve">[ ]</w:t>
               </w:r>
             </w:ins>
@@ -4759,6 +4849,9 @@
             </w:pPr>
             <w:ins w:id="20276" w:author="Nhóm dự án" w:date="2026-10-02T09:00:00Z">
               <w:r>
+                <w:rPr>
+                  <w:highlight w:val="yellow"/>
+                </w:rPr>
                 <w:t xml:space="preserve">[ ]</w:t>
               </w:r>
             </w:ins>
@@ -4774,6 +4867,9 @@
             </w:pPr>
             <w:ins w:id="20277" w:author="Nhóm dự án" w:date="2026-10-02T09:00:00Z">
               <w:r>
+                <w:rPr>
+                  <w:highlight w:val="yellow"/>
+                </w:rPr>
                 <w:t xml:space="preserve">[ ]</w:t>
               </w:r>
             </w:ins>
@@ -4789,6 +4885,9 @@
             </w:pPr>
             <w:ins w:id="20278" w:author="Nhóm dự án" w:date="2026-10-02T09:00:00Z">
               <w:r>
+                <w:rPr>
+                  <w:highlight w:val="yellow"/>
+                </w:rPr>
                 <w:t xml:space="preserve">[ ]</w:t>
               </w:r>
             </w:ins>
@@ -4804,6 +4903,9 @@
             </w:pPr>
             <w:ins w:id="20279" w:author="Nhóm dự án" w:date="2026-10-02T09:00:00Z">
               <w:r>
+                <w:rPr>
+                  <w:highlight w:val="yellow"/>
+                </w:rPr>
                 <w:t xml:space="preserve">[ ]</w:t>
               </w:r>
             </w:ins>
@@ -4867,6 +4969,9 @@
             </w:pPr>
             <w:ins w:id="20283" w:author="Nhóm dự án" w:date="2026-10-02T09:00:00Z">
               <w:r>
+                <w:rPr>
+                  <w:highlight w:val="yellow"/>
+                </w:rPr>
                 <w:t xml:space="preserve">[ ]</w:t>
               </w:r>
             </w:ins>
@@ -4882,6 +4987,9 @@
             </w:pPr>
             <w:ins w:id="20284" w:author="Nhóm dự án" w:date="2026-10-02T09:00:00Z">
               <w:r>
+                <w:rPr>
+                  <w:highlight w:val="yellow"/>
+                </w:rPr>
                 <w:t xml:space="preserve">[ ]</w:t>
               </w:r>
             </w:ins>
@@ -4897,6 +5005,9 @@
             </w:pPr>
             <w:ins w:id="20285" w:author="Nhóm dự án" w:date="2026-10-02T09:00:00Z">
               <w:r>
+                <w:rPr>
+                  <w:highlight w:val="yellow"/>
+                </w:rPr>
                 <w:t xml:space="preserve">[ ]</w:t>
               </w:r>
             </w:ins>
@@ -4912,6 +5023,9 @@
             </w:pPr>
             <w:ins w:id="20286" w:author="Nhóm dự án" w:date="2026-10-02T09:00:00Z">
               <w:r>
+                <w:rPr>
+                  <w:highlight w:val="yellow"/>
+                </w:rPr>
                 <w:t xml:space="preserve">[ ]</w:t>
               </w:r>
             </w:ins>
@@ -4975,6 +5089,9 @@
             </w:pPr>
             <w:ins w:id="20290" w:author="Nhóm dự án" w:date="2026-10-02T09:00:00Z">
               <w:r>
+                <w:rPr>
+                  <w:highlight w:val="yellow"/>
+                </w:rPr>
                 <w:t xml:space="preserve">[ ]</w:t>
               </w:r>
             </w:ins>
@@ -4990,6 +5107,9 @@
             </w:pPr>
             <w:ins w:id="20291" w:author="Nhóm dự án" w:date="2026-10-02T09:00:00Z">
               <w:r>
+                <w:rPr>
+                  <w:highlight w:val="yellow"/>
+                </w:rPr>
                 <w:t xml:space="preserve">[ ]</w:t>
               </w:r>
             </w:ins>
@@ -5005,6 +5125,9 @@
             </w:pPr>
             <w:ins w:id="20292" w:author="Nhóm dự án" w:date="2026-10-02T09:00:00Z">
               <w:r>
+                <w:rPr>
+                  <w:highlight w:val="yellow"/>
+                </w:rPr>
                 <w:t xml:space="preserve">[ ]</w:t>
               </w:r>
             </w:ins>
@@ -5020,6 +5143,9 @@
             </w:pPr>
             <w:ins w:id="20293" w:author="Nhóm dự án" w:date="2026-10-02T09:00:00Z">
               <w:r>
+                <w:rPr>
+                  <w:highlight w:val="yellow"/>
+                </w:rPr>
                 <w:t xml:space="preserve">[ ]</w:t>
               </w:r>
             </w:ins>
@@ -5083,6 +5209,9 @@
             </w:pPr>
             <w:ins w:id="20297" w:author="Nhóm dự án" w:date="2026-10-02T09:00:00Z">
               <w:r>
+                <w:rPr>
+                  <w:highlight w:val="yellow"/>
+                </w:rPr>
                 <w:t xml:space="preserve">[ ]</w:t>
               </w:r>
             </w:ins>
@@ -5098,6 +5227,9 @@
             </w:pPr>
             <w:ins w:id="20298" w:author="Nhóm dự án" w:date="2026-10-02T09:00:00Z">
               <w:r>
+                <w:rPr>
+                  <w:highlight w:val="yellow"/>
+                </w:rPr>
                 <w:t xml:space="preserve">[ ]</w:t>
               </w:r>
             </w:ins>
@@ -5113,6 +5245,9 @@
             </w:pPr>
             <w:ins w:id="20299" w:author="Nhóm dự án" w:date="2026-10-02T09:00:00Z">
               <w:r>
+                <w:rPr>
+                  <w:highlight w:val="yellow"/>
+                </w:rPr>
                 <w:t xml:space="preserve">[ ]</w:t>
               </w:r>
             </w:ins>
@@ -5128,6 +5263,9 @@
             </w:pPr>
             <w:ins w:id="20300" w:author="Nhóm dự án" w:date="2026-10-02T09:00:00Z">
               <w:r>
+                <w:rPr>
+                  <w:highlight w:val="yellow"/>
+                </w:rPr>
                 <w:t xml:space="preserve">[ ]</w:t>
               </w:r>
             </w:ins>
@@ -5191,6 +5329,9 @@
             </w:pPr>
             <w:ins w:id="20304" w:author="Nhóm dự án" w:date="2026-10-02T09:00:00Z">
               <w:r>
+                <w:rPr>
+                  <w:highlight w:val="yellow"/>
+                </w:rPr>
                 <w:t xml:space="preserve">[ ]</w:t>
               </w:r>
             </w:ins>
@@ -5206,6 +5347,9 @@
             </w:pPr>
             <w:ins w:id="20305" w:author="Nhóm dự án" w:date="2026-10-02T09:00:00Z">
               <w:r>
+                <w:rPr>
+                  <w:highlight w:val="yellow"/>
+                </w:rPr>
                 <w:t xml:space="preserve">[ ]</w:t>
               </w:r>
             </w:ins>
@@ -5221,6 +5365,9 @@
             </w:pPr>
             <w:ins w:id="20306" w:author="Nhóm dự án" w:date="2026-10-02T09:00:00Z">
               <w:r>
+                <w:rPr>
+                  <w:highlight w:val="yellow"/>
+                </w:rPr>
                 <w:t xml:space="preserve">[ ]</w:t>
               </w:r>
             </w:ins>
@@ -5236,6 +5383,9 @@
             </w:pPr>
             <w:ins w:id="20307" w:author="Nhóm dự án" w:date="2026-10-02T09:00:00Z">
               <w:r>
+                <w:rPr>
+                  <w:highlight w:val="yellow"/>
+                </w:rPr>
                 <w:t xml:space="preserve">[ ]</w:t>
               </w:r>
             </w:ins>
@@ -5299,6 +5449,9 @@
             </w:pPr>
             <w:ins w:id="20311" w:author="Nhóm dự án" w:date="2026-10-02T09:00:00Z">
               <w:r>
+                <w:rPr>
+                  <w:highlight w:val="yellow"/>
+                </w:rPr>
                 <w:t xml:space="preserve">[ ]</w:t>
               </w:r>
             </w:ins>
@@ -5314,6 +5467,9 @@
             </w:pPr>
             <w:ins w:id="20312" w:author="Nhóm dự án" w:date="2026-10-02T09:00:00Z">
               <w:r>
+                <w:rPr>
+                  <w:highlight w:val="yellow"/>
+                </w:rPr>
                 <w:t xml:space="preserve">[ ]</w:t>
               </w:r>
             </w:ins>
@@ -5329,6 +5485,9 @@
             </w:pPr>
             <w:ins w:id="20313" w:author="Nhóm dự án" w:date="2026-10-02T09:00:00Z">
               <w:r>
+                <w:rPr>
+                  <w:highlight w:val="yellow"/>
+                </w:rPr>
                 <w:t xml:space="preserve">[ ]</w:t>
               </w:r>
             </w:ins>
@@ -5344,6 +5503,9 @@
             </w:pPr>
             <w:ins w:id="20314" w:author="Nhóm dự án" w:date="2026-10-02T09:00:00Z">
               <w:r>
+                <w:rPr>
+                  <w:highlight w:val="yellow"/>
+                </w:rPr>
                 <w:t xml:space="preserve">[ ]</w:t>
               </w:r>
             </w:ins>
@@ -5407,6 +5569,9 @@
             </w:pPr>
             <w:ins w:id="20318" w:author="Nhóm dự án" w:date="2026-10-02T09:00:00Z">
               <w:r>
+                <w:rPr>
+                  <w:highlight w:val="yellow"/>
+                </w:rPr>
                 <w:t xml:space="preserve">[ ]</w:t>
               </w:r>
             </w:ins>
@@ -5422,6 +5587,9 @@
             </w:pPr>
             <w:ins w:id="20319" w:author="Nhóm dự án" w:date="2026-10-02T09:00:00Z">
               <w:r>
+                <w:rPr>
+                  <w:highlight w:val="yellow"/>
+                </w:rPr>
                 <w:t xml:space="preserve">[ ]</w:t>
               </w:r>
             </w:ins>
@@ -5437,6 +5605,9 @@
             </w:pPr>
             <w:ins w:id="20320" w:author="Nhóm dự án" w:date="2026-10-02T09:00:00Z">
               <w:r>
+                <w:rPr>
+                  <w:highlight w:val="yellow"/>
+                </w:rPr>
                 <w:t xml:space="preserve">[ ]</w:t>
               </w:r>
             </w:ins>
@@ -5452,6 +5623,9 @@
             </w:pPr>
             <w:ins w:id="20321" w:author="Nhóm dự án" w:date="2026-10-02T09:00:00Z">
               <w:r>
+                <w:rPr>
+                  <w:highlight w:val="yellow"/>
+                </w:rPr>
                 <w:t xml:space="preserve">[ ]</w:t>
               </w:r>
             </w:ins>
@@ -5515,6 +5689,9 @@
             </w:pPr>
             <w:ins w:id="20325" w:author="Nhóm dự án" w:date="2026-10-02T09:00:00Z">
               <w:r>
+                <w:rPr>
+                  <w:highlight w:val="yellow"/>
+                </w:rPr>
                 <w:t xml:space="preserve">[ ]</w:t>
               </w:r>
             </w:ins>
@@ -5530,6 +5707,9 @@
             </w:pPr>
             <w:ins w:id="20326" w:author="Nhóm dự án" w:date="2026-10-02T09:00:00Z">
               <w:r>
+                <w:rPr>
+                  <w:highlight w:val="yellow"/>
+                </w:rPr>
                 <w:t xml:space="preserve">[ ]</w:t>
               </w:r>
             </w:ins>
@@ -5545,6 +5725,9 @@
             </w:pPr>
             <w:ins w:id="20327" w:author="Nhóm dự án" w:date="2026-10-02T09:00:00Z">
               <w:r>
+                <w:rPr>
+                  <w:highlight w:val="yellow"/>
+                </w:rPr>
                 <w:t xml:space="preserve">[ ]</w:t>
               </w:r>
             </w:ins>
@@ -5560,6 +5743,9 @@
             </w:pPr>
             <w:ins w:id="20328" w:author="Nhóm dự án" w:date="2026-10-02T09:00:00Z">
               <w:r>
+                <w:rPr>
+                  <w:highlight w:val="yellow"/>
+                </w:rPr>
                 <w:t xml:space="preserve">[ ]</w:t>
               </w:r>
             </w:ins>
@@ -6014,7 +6200,16 @@
           <w:t xml:space="preserve">Giám sát hoạt động (bổ sung): </w:t>
         </w:r>
         <w:r>
-          <w:t xml:space="preserve">công cụ giám sát tự động kiểm tra hệ thống định kỳ [___] phút/lần, ghi nhận thời gian gián đoạn và cảnh báo quản trị viên (phục vụ Mục tiêu 7).</w:t>
+          <w:t xml:space="preserve">công cụ giám sát tự động kiểm tra hệ thống định kỳ </w:t>
+        </w:r>
+        <w:r>
+          <w:rPr>
+            <w:highlight w:val="yellow"/>
+          </w:rPr>
+          <w:t xml:space="preserve">[___]</w:t>
+        </w:r>
+        <w:r>
+          <w:t xml:space="preserve"> phút/lần, ghi nhận thời gian gián đoạn và cảnh báo quản trị viên (phục vụ Mục tiêu 7).</w:t>
         </w:r>
       </w:ins>
     </w:p>
@@ -6309,7 +6504,13 @@
             </w:pPr>
             <w:ins w:id="20371" w:author="Nhóm dự án" w:date="2026-10-02T09:00:00Z">
               <w:r>
-                <w:t xml:space="preserve">[Họ tên] – Thành viên Hội đồng QLCL</w:t>
+                <w:rPr>
+                  <w:highlight w:val="yellow"/>
+                </w:rPr>
+                <w:t xml:space="preserve">[Họ tên]</w:t>
+              </w:r>
+              <w:r>
+                <w:t xml:space="preserve"> – Thành viên Hội đồng QLCL</w:t>
               </w:r>
             </w:ins>
           </w:p>
@@ -6369,7 +6570,25 @@
       </w:del>
       <w:ins w:id="20374" w:author="Nhóm dự án" w:date="2026-10-02T09:00:00Z">
         <w:r>
-          <w:t xml:space="preserve">(2 tuần, [dd/mm/yyyy] – [dd/mm/yyyy])</w:t>
+          <w:t xml:space="preserve">(2 tuần, </w:t>
+        </w:r>
+        <w:r>
+          <w:rPr>
+            <w:highlight w:val="yellow"/>
+          </w:rPr>
+          <w:t xml:space="preserve">[dd/mm/yyyy]</w:t>
+        </w:r>
+        <w:r>
+          <w:t xml:space="preserve"> – </w:t>
+        </w:r>
+        <w:r>
+          <w:rPr>
+            <w:highlight w:val="yellow"/>
+          </w:rPr>
+          <w:t xml:space="preserve">[dd/mm/yyyy]</w:t>
+        </w:r>
+        <w:r>
+          <w:t xml:space="preserve">)</w:t>
         </w:r>
       </w:ins>
       <w:r>
@@ -6403,7 +6622,25 @@
       </w:del>
       <w:ins w:id="20376" w:author="Nhóm dự án" w:date="2026-10-02T09:00:00Z">
         <w:r>
-          <w:t xml:space="preserve">(6 tuần, [dd/mm/yyyy] – [dd/mm/yyyy])</w:t>
+          <w:t xml:space="preserve">(6 tuần, </w:t>
+        </w:r>
+        <w:r>
+          <w:rPr>
+            <w:highlight w:val="yellow"/>
+          </w:rPr>
+          <w:t xml:space="preserve">[dd/mm/yyyy]</w:t>
+        </w:r>
+        <w:r>
+          <w:t xml:space="preserve"> – </w:t>
+        </w:r>
+        <w:r>
+          <w:rPr>
+            <w:highlight w:val="yellow"/>
+          </w:rPr>
+          <w:t xml:space="preserve">[dd/mm/yyyy]</w:t>
+        </w:r>
+        <w:r>
+          <w:t xml:space="preserve">)</w:t>
         </w:r>
       </w:ins>
       <w:r>
@@ -6437,7 +6674,25 @@
       </w:del>
       <w:ins w:id="20378" w:author="Nhóm dự án" w:date="2026-10-02T09:00:00Z">
         <w:r>
-          <w:t xml:space="preserve">(4 tuần, [dd/mm/yyyy] – [dd/mm/yyyy])</w:t>
+          <w:t xml:space="preserve">(4 tuần, </w:t>
+        </w:r>
+        <w:r>
+          <w:rPr>
+            <w:highlight w:val="yellow"/>
+          </w:rPr>
+          <w:t xml:space="preserve">[dd/mm/yyyy]</w:t>
+        </w:r>
+        <w:r>
+          <w:t xml:space="preserve"> – </w:t>
+        </w:r>
+        <w:r>
+          <w:rPr>
+            <w:highlight w:val="yellow"/>
+          </w:rPr>
+          <w:t xml:space="preserve">[dd/mm/yyyy]</w:t>
+        </w:r>
+        <w:r>
+          <w:t xml:space="preserve">)</w:t>
         </w:r>
       </w:ins>
       <w:r>
@@ -6471,7 +6726,25 @@
       </w:del>
       <w:ins w:id="20380" w:author="Nhóm dự án" w:date="2026-10-02T09:00:00Z">
         <w:r>
-          <w:t xml:space="preserve">(2 tuần, [dd/mm/yyyy] – [dd/mm/yyyy])</w:t>
+          <w:t xml:space="preserve">(2 tuần, </w:t>
+        </w:r>
+        <w:r>
+          <w:rPr>
+            <w:highlight w:val="yellow"/>
+          </w:rPr>
+          <w:t xml:space="preserve">[dd/mm/yyyy]</w:t>
+        </w:r>
+        <w:r>
+          <w:t xml:space="preserve"> – </w:t>
+        </w:r>
+        <w:r>
+          <w:rPr>
+            <w:highlight w:val="yellow"/>
+          </w:rPr>
+          <w:t xml:space="preserve">[dd/mm/yyyy]</w:t>
+        </w:r>
+        <w:r>
+          <w:t xml:space="preserve">)</w:t>
         </w:r>
       </w:ins>
       <w:r>
@@ -6505,7 +6778,16 @@
       </w:del>
       <w:ins w:id="20390" w:author="Nhóm dự án" w:date="2026-10-02T09:00:00Z">
         <w:r>
-          <w:t xml:space="preserve">Giai đoạn 5 ([dd/mm/yyyy] – 31/12/2026):</w:t>
+          <w:t xml:space="preserve">Giai đoạn 5 (</w:t>
+        </w:r>
+        <w:r>
+          <w:rPr>
+            <w:highlight w:val="yellow"/>
+          </w:rPr>
+          <w:t xml:space="preserve">[dd/mm/yyyy]</w:t>
+        </w:r>
+        <w:r>
+          <w:t xml:space="preserve"> – 31/12/2026):</w:t>
         </w:r>
       </w:ins>
       <w:r>
@@ -6534,7 +6816,25 @@
       </w:pPr>
       <w:ins w:id="20394" w:author="Nhóm dự án" w:date="2026-10-02T09:00:00Z">
         <w:r>
-          <w:t xml:space="preserve">Trong Giai đoạn 5, bổ sung chức năng xác nhận thông báo và chuyển cấp tự động (Mục tiêu 5), công cụ giám sát hoạt động (Mục tiêu 7): [dd/mm/yyyy] – [dd/mm/yyyy];</w:t>
+          <w:t xml:space="preserve">Trong Giai đoạn 5, bổ sung chức năng xác nhận thông báo và chuyển cấp tự động (Mục tiêu 5), công cụ giám sát hoạt động (Mục tiêu 7): </w:t>
+        </w:r>
+        <w:r>
+          <w:rPr>
+            <w:highlight w:val="yellow"/>
+          </w:rPr>
+          <w:t xml:space="preserve">[dd/mm/yyyy]</w:t>
+        </w:r>
+        <w:r>
+          <w:t xml:space="preserve"> – </w:t>
+        </w:r>
+        <w:r>
+          <w:rPr>
+            <w:highlight w:val="yellow"/>
+          </w:rPr>
+          <w:t xml:space="preserve">[dd/mm/yyyy]</w:t>
+        </w:r>
+        <w:r>
+          <w:t xml:space="preserve">;</w:t>
         </w:r>
       </w:ins>
     </w:p>
@@ -7002,7 +7302,25 @@
             </w:del>
             <w:ins w:id="20424" w:author="Nhóm dự án" w:date="2026-10-02T09:00:00Z">
               <w:r>
-                <w:t xml:space="preserve">880 USD ≈ [__________] đồng (tỷ giá bán ra Vietcombank ngày [dd/mm/yyyy])</w:t>
+                <w:t xml:space="preserve">880 USD ≈ </w:t>
+              </w:r>
+              <w:r>
+                <w:rPr>
+                  <w:highlight w:val="yellow"/>
+                </w:rPr>
+                <w:t xml:space="preserve">[__________]</w:t>
+              </w:r>
+              <w:r>
+                <w:t xml:space="preserve"> đồng (tỷ giá bán ra Vietcombank ngày </w:t>
+              </w:r>
+              <w:r>
+                <w:rPr>
+                  <w:highlight w:val="yellow"/>
+                </w:rPr>
+                <w:t xml:space="preserve">[dd/mm/yyyy]</w:t>
+              </w:r>
+              <w:r>
+                <w:t xml:space="preserve">)</w:t>
               </w:r>
             </w:ins>
             <w:commentRangeEnd w:id="520"/>
@@ -7346,7 +7664,20 @@
                 <w:rPr>
                   <w:b/>
                 </w:rPr>
-                <w:t xml:space="preserve">≈ [__________] đồng</w:t>
+                <w:t xml:space="preserve">≈ </w:t>
+              </w:r>
+              <w:r>
+                <w:rPr>
+                  <w:b/>
+                  <w:highlight w:val="yellow"/>
+                </w:rPr>
+                <w:t xml:space="preserve">[__________]</w:t>
+              </w:r>
+              <w:r>
+                <w:rPr>
+                  <w:b/>
+                </w:rPr>
+                <w:t xml:space="preserve"> đồng</w:t>
               </w:r>
             </w:ins>
           </w:p>
@@ -8139,6 +8470,9 @@
             </w:pPr>
             <w:ins w:id="20477" w:author="Nhóm dự án" w:date="2026-10-02T09:00:00Z">
               <w:r>
+                <w:rPr>
+                  <w:highlight w:val="yellow"/>
+                </w:rPr>
                 <w:t xml:space="preserve">[dd/mm/yyyy]</w:t>
               </w:r>
             </w:ins>
@@ -8222,6 +8556,9 @@
             </w:pPr>
             <w:ins w:id="20482" w:author="Nhóm dự án" w:date="2026-10-02T09:00:00Z">
               <w:r>
+                <w:rPr>
+                  <w:highlight w:val="yellow"/>
+                </w:rPr>
                 <w:t xml:space="preserve">[dd/mm/yyyy]</w:t>
               </w:r>
             </w:ins>
@@ -8305,6 +8642,9 @@
             </w:pPr>
             <w:ins w:id="20487" w:author="Nhóm dự án" w:date="2026-10-02T09:00:00Z">
               <w:r>
+                <w:rPr>
+                  <w:highlight w:val="yellow"/>
+                </w:rPr>
                 <w:t xml:space="preserve">[dd/mm/yyyy]</w:t>
               </w:r>
             </w:ins>
@@ -8388,6 +8728,9 @@
             </w:pPr>
             <w:ins w:id="20492" w:author="Nhóm dự án" w:date="2026-10-02T09:00:00Z">
               <w:r>
+                <w:rPr>
+                  <w:highlight w:val="yellow"/>
+                </w:rPr>
                 <w:t xml:space="preserve">[dd/mm/yyyy]</w:t>
               </w:r>
             </w:ins>
@@ -8471,6 +8814,9 @@
             </w:pPr>
             <w:ins w:id="20497" w:author="Nhóm dự án" w:date="2026-10-02T09:00:00Z">
               <w:r>
+                <w:rPr>
+                  <w:highlight w:val="yellow"/>
+                </w:rPr>
                 <w:t xml:space="preserve">[dd/mm/yyyy]</w:t>
               </w:r>
             </w:ins>
@@ -8554,6 +8900,9 @@
             </w:pPr>
             <w:ins w:id="20502" w:author="Nhóm dự án" w:date="2026-10-02T09:00:00Z">
               <w:r>
+                <w:rPr>
+                  <w:highlight w:val="yellow"/>
+                </w:rPr>
                 <w:t xml:space="preserve">[dd/mm/yyyy]</w:t>
               </w:r>
             </w:ins>
@@ -8637,6 +8986,9 @@
             </w:pPr>
             <w:ins w:id="20507" w:author="Nhóm dự án" w:date="2026-10-02T09:00:00Z">
               <w:r>
+                <w:rPr>
+                  <w:highlight w:val="yellow"/>
+                </w:rPr>
                 <w:t xml:space="preserve">[dd/mm/yyyy]</w:t>
               </w:r>
             </w:ins>
@@ -8720,6 +9072,9 @@
             </w:pPr>
             <w:ins w:id="20512" w:author="Nhóm dự án" w:date="2026-10-02T09:00:00Z">
               <w:r>
+                <w:rPr>
+                  <w:highlight w:val="yellow"/>
+                </w:rPr>
                 <w:t xml:space="preserve">[dd/mm/yyyy]</w:t>
               </w:r>
             </w:ins>
@@ -11775,7 +12130,16 @@
       </w:del>
       <w:ins w:id="20684" w:author="Nhóm dự án" w:date="2026-10-02T09:00:00Z">
         <w:r>
-          <w:t xml:space="preserve">Người giám sát: [Họ và tên] – Thành viên Hội đồng Quản lý chất lượng (Phòng QLCL).</w:t>
+          <w:t xml:space="preserve">Người giám sát: </w:t>
+        </w:r>
+        <w:r>
+          <w:rPr>
+            <w:highlight w:val="yellow"/>
+          </w:rPr>
+          <w:t xml:space="preserve">[Họ và tên]</w:t>
+        </w:r>
+        <w:r>
+          <w:t xml:space="preserve"> – Thành viên Hội đồng Quản lý chất lượng (Phòng QLCL).</w:t>
         </w:r>
       </w:ins>
     </w:p>
@@ -13217,6 +13581,9 @@
             </w:pPr>
             <w:ins w:id="20762" w:author="Nhóm dự án" w:date="2026-10-02T09:00:00Z">
               <w:r>
+                <w:rPr>
+                  <w:highlight w:val="yellow"/>
+                </w:rPr>
                 <w:t xml:space="preserve">[ ]</w:t>
               </w:r>
             </w:ins>
@@ -13348,6 +13715,9 @@
             </w:pPr>
             <w:ins w:id="20769" w:author="Nhóm dự án" w:date="2026-10-02T09:00:00Z">
               <w:r>
+                <w:rPr>
+                  <w:highlight w:val="yellow"/>
+                </w:rPr>
                 <w:t xml:space="preserve">[ ]</w:t>
               </w:r>
             </w:ins>
@@ -13479,6 +13849,9 @@
             </w:pPr>
             <w:ins w:id="20776" w:author="Nhóm dự án" w:date="2026-10-02T09:00:00Z">
               <w:r>
+                <w:rPr>
+                  <w:highlight w:val="yellow"/>
+                </w:rPr>
                 <w:t xml:space="preserve">[ ]</w:t>
               </w:r>
             </w:ins>
@@ -13610,6 +13983,9 @@
             </w:pPr>
             <w:ins w:id="20783" w:author="Nhóm dự án" w:date="2026-10-02T09:00:00Z">
               <w:r>
+                <w:rPr>
+                  <w:highlight w:val="yellow"/>
+                </w:rPr>
                 <w:t xml:space="preserve">[ ]</w:t>
               </w:r>
             </w:ins>
@@ -13872,6 +14248,9 @@
             </w:pPr>
             <w:ins w:id="20797" w:author="Nhóm dự án" w:date="2026-10-02T09:00:00Z">
               <w:r>
+                <w:rPr>
+                  <w:highlight w:val="yellow"/>
+                </w:rPr>
                 <w:t xml:space="preserve">[ ]</w:t>
               </w:r>
             </w:ins>
@@ -14003,6 +14382,9 @@
             </w:pPr>
             <w:ins w:id="20804" w:author="Nhóm dự án" w:date="2026-10-02T09:00:00Z">
               <w:r>
+                <w:rPr>
+                  <w:highlight w:val="yellow"/>
+                </w:rPr>
                 <w:t xml:space="preserve">[ ]</w:t>
               </w:r>
             </w:ins>
@@ -17158,6 +17540,9 @@
             </w:pPr>
             <w:ins w:id="20872" w:author="Nhóm dự án" w:date="2026-10-02T09:00:00Z">
               <w:r>
+                <w:rPr>
+                  <w:highlight w:val="yellow"/>
+                </w:rPr>
                 <w:t xml:space="preserve">[ ]</w:t>
               </w:r>
             </w:ins>
@@ -17179,6 +17564,9 @@
             </w:pPr>
             <w:ins w:id="20873" w:author="Nhóm dự án" w:date="2026-10-02T09:00:00Z">
               <w:r>
+                <w:rPr>
+                  <w:highlight w:val="yellow"/>
+                </w:rPr>
                 <w:t xml:space="preserve">[ ]</w:t>
               </w:r>
             </w:ins>
@@ -17200,6 +17588,9 @@
             </w:pPr>
             <w:ins w:id="20874" w:author="Nhóm dự án" w:date="2026-10-02T09:00:00Z">
               <w:r>
+                <w:rPr>
+                  <w:highlight w:val="yellow"/>
+                </w:rPr>
                 <w:t xml:space="preserve">[ ]</w:t>
               </w:r>
             </w:ins>
@@ -17420,6 +17811,9 @@
             </w:pPr>
             <w:ins w:id="20879" w:author="Nhóm dự án" w:date="2026-10-02T09:00:00Z">
               <w:r>
+                <w:rPr>
+                  <w:highlight w:val="yellow"/>
+                </w:rPr>
                 <w:t xml:space="preserve">[ ]</w:t>
               </w:r>
             </w:ins>
@@ -17441,6 +17835,9 @@
             </w:pPr>
             <w:ins w:id="20880" w:author="Nhóm dự án" w:date="2026-10-02T09:00:00Z">
               <w:r>
+                <w:rPr>
+                  <w:highlight w:val="yellow"/>
+                </w:rPr>
                 <w:t xml:space="preserve">[ ]</w:t>
               </w:r>
             </w:ins>
@@ -17462,6 +17859,9 @@
             </w:pPr>
             <w:ins w:id="20881" w:author="Nhóm dự án" w:date="2026-10-02T09:00:00Z">
               <w:r>
+                <w:rPr>
+                  <w:highlight w:val="yellow"/>
+                </w:rPr>
                 <w:t xml:space="preserve">[ ]</w:t>
               </w:r>
             </w:ins>
@@ -17682,6 +18082,9 @@
             </w:pPr>
             <w:ins w:id="20886" w:author="Nhóm dự án" w:date="2026-10-02T09:00:00Z">
               <w:r>
+                <w:rPr>
+                  <w:highlight w:val="yellow"/>
+                </w:rPr>
                 <w:t xml:space="preserve">[ ]</w:t>
               </w:r>
             </w:ins>
@@ -17703,6 +18106,9 @@
             </w:pPr>
             <w:ins w:id="20887" w:author="Nhóm dự án" w:date="2026-10-02T09:00:00Z">
               <w:r>
+                <w:rPr>
+                  <w:highlight w:val="yellow"/>
+                </w:rPr>
                 <w:t xml:space="preserve">[ ]</w:t>
               </w:r>
             </w:ins>
@@ -17724,6 +18130,9 @@
             </w:pPr>
             <w:ins w:id="20888" w:author="Nhóm dự án" w:date="2026-10-02T09:00:00Z">
               <w:r>
+                <w:rPr>
+                  <w:highlight w:val="yellow"/>
+                </w:rPr>
                 <w:t xml:space="preserve">[ ]</w:t>
               </w:r>
             </w:ins>
@@ -17944,6 +18353,9 @@
             </w:pPr>
             <w:ins w:id="20893" w:author="Nhóm dự án" w:date="2026-10-02T09:00:00Z">
               <w:r>
+                <w:rPr>
+                  <w:highlight w:val="yellow"/>
+                </w:rPr>
                 <w:t xml:space="preserve">[ ]</w:t>
               </w:r>
             </w:ins>
@@ -17965,6 +18377,9 @@
             </w:pPr>
             <w:ins w:id="20894" w:author="Nhóm dự án" w:date="2026-10-02T09:00:00Z">
               <w:r>
+                <w:rPr>
+                  <w:highlight w:val="yellow"/>
+                </w:rPr>
                 <w:t xml:space="preserve">[ ]</w:t>
               </w:r>
             </w:ins>
@@ -17986,6 +18401,9 @@
             </w:pPr>
             <w:ins w:id="20895" w:author="Nhóm dự án" w:date="2026-10-02T09:00:00Z">
               <w:r>
+                <w:rPr>
+                  <w:highlight w:val="yellow"/>
+                </w:rPr>
                 <w:t xml:space="preserve">[ ]</w:t>
               </w:r>
             </w:ins>
@@ -18129,7 +18547,16 @@
             </w:pPr>
             <w:ins w:id="20896" w:author="Nhóm dự án" w:date="2026-10-02T09:00:00Z">
               <w:r>
-                <w:t xml:space="preserve">880 USD ≈ [______] đồng (Claude Code)</w:t>
+                <w:t xml:space="preserve">880 USD ≈ </w:t>
+              </w:r>
+              <w:r>
+                <w:rPr>
+                  <w:highlight w:val="yellow"/>
+                </w:rPr>
+                <w:t xml:space="preserve">[______]</w:t>
+              </w:r>
+              <w:r>
+                <w:t xml:space="preserve"> đồng (Claude Code)</w:t>
               </w:r>
             </w:ins>
           </w:p>
@@ -18212,6 +18639,9 @@
             </w:pPr>
             <w:ins w:id="20901" w:author="Nhóm dự án" w:date="2026-10-02T09:00:00Z">
               <w:r>
+                <w:rPr>
+                  <w:highlight w:val="yellow"/>
+                </w:rPr>
                 <w:t xml:space="preserve">[ ]</w:t>
               </w:r>
             </w:ins>
@@ -18233,6 +18663,9 @@
             </w:pPr>
             <w:ins w:id="20902" w:author="Nhóm dự án" w:date="2026-10-02T09:00:00Z">
               <w:r>
+                <w:rPr>
+                  <w:highlight w:val="yellow"/>
+                </w:rPr>
                 <w:t xml:space="preserve">[ ]</w:t>
               </w:r>
             </w:ins>
@@ -18254,6 +18687,9 @@
             </w:pPr>
             <w:ins w:id="20903" w:author="Nhóm dự án" w:date="2026-10-02T09:00:00Z">
               <w:r>
+                <w:rPr>
+                  <w:highlight w:val="yellow"/>
+                </w:rPr>
                 <w:t xml:space="preserve">[ ]</w:t>
               </w:r>
             </w:ins>
@@ -18475,6 +18911,9 @@
             </w:pPr>
             <w:ins w:id="20908" w:author="Nhóm dự án" w:date="2026-10-02T09:00:00Z">
               <w:r>
+                <w:rPr>
+                  <w:highlight w:val="yellow"/>
+                </w:rPr>
                 <w:t xml:space="preserve">[ ]</w:t>
               </w:r>
             </w:ins>
@@ -18496,6 +18935,9 @@
             </w:pPr>
             <w:ins w:id="20909" w:author="Nhóm dự án" w:date="2026-10-02T09:00:00Z">
               <w:r>
+                <w:rPr>
+                  <w:highlight w:val="yellow"/>
+                </w:rPr>
                 <w:t xml:space="preserve">[ ]</w:t>
               </w:r>
             </w:ins>
@@ -18517,6 +18959,9 @@
             </w:pPr>
             <w:ins w:id="20910" w:author="Nhóm dự án" w:date="2026-10-02T09:00:00Z">
               <w:r>
+                <w:rPr>
+                  <w:highlight w:val="yellow"/>
+                </w:rPr>
                 <w:t xml:space="preserve">[ ]</w:t>
               </w:r>
             </w:ins>
@@ -18737,6 +19182,9 @@
             </w:pPr>
             <w:ins w:id="20915" w:author="Nhóm dự án" w:date="2026-10-02T09:00:00Z">
               <w:r>
+                <w:rPr>
+                  <w:highlight w:val="yellow"/>
+                </w:rPr>
                 <w:t xml:space="preserve">[ ]</w:t>
               </w:r>
             </w:ins>
@@ -18758,6 +19206,9 @@
             </w:pPr>
             <w:ins w:id="20916" w:author="Nhóm dự án" w:date="2026-10-02T09:00:00Z">
               <w:r>
+                <w:rPr>
+                  <w:highlight w:val="yellow"/>
+                </w:rPr>
                 <w:t xml:space="preserve">[ ]</w:t>
               </w:r>
             </w:ins>
@@ -18779,6 +19230,9 @@
             </w:pPr>
             <w:ins w:id="20917" w:author="Nhóm dự án" w:date="2026-10-02T09:00:00Z">
               <w:r>
+                <w:rPr>
+                  <w:highlight w:val="yellow"/>
+                </w:rPr>
                 <w:t xml:space="preserve">[ ]</w:t>
               </w:r>
             </w:ins>
@@ -18999,6 +19453,9 @@
             </w:pPr>
             <w:ins w:id="20922" w:author="Nhóm dự án" w:date="2026-10-02T09:00:00Z">
               <w:r>
+                <w:rPr>
+                  <w:highlight w:val="yellow"/>
+                </w:rPr>
                 <w:t xml:space="preserve">[ ]</w:t>
               </w:r>
             </w:ins>
@@ -19020,6 +19477,9 @@
             </w:pPr>
             <w:ins w:id="20923" w:author="Nhóm dự án" w:date="2026-10-02T09:00:00Z">
               <w:r>
+                <w:rPr>
+                  <w:highlight w:val="yellow"/>
+                </w:rPr>
                 <w:t xml:space="preserve">[ ]</w:t>
               </w:r>
             </w:ins>
@@ -19041,6 +19501,9 @@
             </w:pPr>
             <w:ins w:id="20924" w:author="Nhóm dự án" w:date="2026-10-02T09:00:00Z">
               <w:r>
+                <w:rPr>
+                  <w:highlight w:val="yellow"/>
+                </w:rPr>
                 <w:t xml:space="preserve">[ ]</w:t>
               </w:r>
             </w:ins>
@@ -19263,6 +19726,9 @@
             </w:pPr>
             <w:ins w:id="20929" w:author="Nhóm dự án" w:date="2026-10-02T09:00:00Z">
               <w:r>
+                <w:rPr>
+                  <w:highlight w:val="yellow"/>
+                </w:rPr>
                 <w:t xml:space="preserve">[ ]</w:t>
               </w:r>
             </w:ins>
@@ -19284,6 +19750,9 @@
             </w:pPr>
             <w:ins w:id="20930" w:author="Nhóm dự án" w:date="2026-10-02T09:00:00Z">
               <w:r>
+                <w:rPr>
+                  <w:highlight w:val="yellow"/>
+                </w:rPr>
                 <w:t xml:space="preserve">[ ]</w:t>
               </w:r>
             </w:ins>
@@ -19305,6 +19774,9 @@
             </w:pPr>
             <w:ins w:id="20931" w:author="Nhóm dự án" w:date="2026-10-02T09:00:00Z">
               <w:r>
+                <w:rPr>
+                  <w:highlight w:val="yellow"/>
+                </w:rPr>
                 <w:t xml:space="preserve">[ ]</w:t>
               </w:r>
             </w:ins>
@@ -19525,6 +19997,9 @@
             </w:pPr>
             <w:ins w:id="20936" w:author="Nhóm dự án" w:date="2026-10-02T09:00:00Z">
               <w:r>
+                <w:rPr>
+                  <w:highlight w:val="yellow"/>
+                </w:rPr>
                 <w:t xml:space="preserve">[ ]</w:t>
               </w:r>
             </w:ins>
@@ -19546,6 +20021,9 @@
             </w:pPr>
             <w:ins w:id="20937" w:author="Nhóm dự án" w:date="2026-10-02T09:00:00Z">
               <w:r>
+                <w:rPr>
+                  <w:highlight w:val="yellow"/>
+                </w:rPr>
                 <w:t xml:space="preserve">[ ]</w:t>
               </w:r>
             </w:ins>
@@ -19567,6 +20045,9 @@
             </w:pPr>
             <w:ins w:id="20938" w:author="Nhóm dự án" w:date="2026-10-02T09:00:00Z">
               <w:r>
+                <w:rPr>
+                  <w:highlight w:val="yellow"/>
+                </w:rPr>
                 <w:t xml:space="preserve">[ ]</w:t>
               </w:r>
             </w:ins>
@@ -19787,6 +20268,9 @@
             </w:pPr>
             <w:ins w:id="20943" w:author="Nhóm dự án" w:date="2026-10-02T09:00:00Z">
               <w:r>
+                <w:rPr>
+                  <w:highlight w:val="yellow"/>
+                </w:rPr>
                 <w:t xml:space="preserve">[ ]</w:t>
               </w:r>
             </w:ins>
@@ -19808,6 +20292,9 @@
             </w:pPr>
             <w:ins w:id="20944" w:author="Nhóm dự án" w:date="2026-10-02T09:00:00Z">
               <w:r>
+                <w:rPr>
+                  <w:highlight w:val="yellow"/>
+                </w:rPr>
                 <w:t xml:space="preserve">[ ]</w:t>
               </w:r>
             </w:ins>
@@ -19829,6 +20316,9 @@
             </w:pPr>
             <w:ins w:id="20945" w:author="Nhóm dự án" w:date="2026-10-02T09:00:00Z">
               <w:r>
+                <w:rPr>
+                  <w:highlight w:val="yellow"/>
+                </w:rPr>
                 <w:t xml:space="preserve">[ ]</w:t>
               </w:r>
             </w:ins>
@@ -20051,6 +20541,9 @@
             </w:pPr>
             <w:ins w:id="20950" w:author="Nhóm dự án" w:date="2026-10-02T09:00:00Z">
               <w:r>
+                <w:rPr>
+                  <w:highlight w:val="yellow"/>
+                </w:rPr>
                 <w:t xml:space="preserve">[ ]</w:t>
               </w:r>
             </w:ins>
@@ -20072,6 +20565,9 @@
             </w:pPr>
             <w:ins w:id="20951" w:author="Nhóm dự án" w:date="2026-10-02T09:00:00Z">
               <w:r>
+                <w:rPr>
+                  <w:highlight w:val="yellow"/>
+                </w:rPr>
                 <w:t xml:space="preserve">[ ]</w:t>
               </w:r>
             </w:ins>
@@ -20093,6 +20589,9 @@
             </w:pPr>
             <w:ins w:id="20952" w:author="Nhóm dự án" w:date="2026-10-02T09:00:00Z">
               <w:r>
+                <w:rPr>
+                  <w:highlight w:val="yellow"/>
+                </w:rPr>
                 <w:t xml:space="preserve">[ ]</w:t>
               </w:r>
             </w:ins>
@@ -20320,6 +20819,9 @@
             </w:pPr>
             <w:ins w:id="20957" w:author="Nhóm dự án" w:date="2026-10-02T09:00:00Z">
               <w:r>
+                <w:rPr>
+                  <w:highlight w:val="yellow"/>
+                </w:rPr>
                 <w:t xml:space="preserve">[ ]</w:t>
               </w:r>
             </w:ins>
@@ -20341,6 +20843,9 @@
             </w:pPr>
             <w:ins w:id="20958" w:author="Nhóm dự án" w:date="2026-10-02T09:00:00Z">
               <w:r>
+                <w:rPr>
+                  <w:highlight w:val="yellow"/>
+                </w:rPr>
                 <w:t xml:space="preserve">[ ]</w:t>
               </w:r>
             </w:ins>
@@ -20362,6 +20867,9 @@
             </w:pPr>
             <w:ins w:id="20959" w:author="Nhóm dự án" w:date="2026-10-02T09:00:00Z">
               <w:r>
+                <w:rPr>
+                  <w:highlight w:val="yellow"/>
+                </w:rPr>
                 <w:t xml:space="preserve">[ ]</w:t>
               </w:r>
             </w:ins>
@@ -20593,6 +21101,9 @@
             </w:pPr>
             <w:ins w:id="20964" w:author="Nhóm dự án" w:date="2026-10-02T09:00:00Z">
               <w:r>
+                <w:rPr>
+                  <w:highlight w:val="yellow"/>
+                </w:rPr>
                 <w:t xml:space="preserve">[ ]</w:t>
               </w:r>
             </w:ins>
@@ -20614,6 +21125,9 @@
             </w:pPr>
             <w:ins w:id="20965" w:author="Nhóm dự án" w:date="2026-10-02T09:00:00Z">
               <w:r>
+                <w:rPr>
+                  <w:highlight w:val="yellow"/>
+                </w:rPr>
                 <w:t xml:space="preserve">[ ]</w:t>
               </w:r>
             </w:ins>
@@ -20635,6 +21149,9 @@
             </w:pPr>
             <w:ins w:id="20966" w:author="Nhóm dự án" w:date="2026-10-02T09:00:00Z">
               <w:r>
+                <w:rPr>
+                  <w:highlight w:val="yellow"/>
+                </w:rPr>
                 <w:t xml:space="preserve">[ ]</w:t>
               </w:r>
             </w:ins>
@@ -22085,7 +22602,7 @@
   <w15:commentEx w15:paraId="5B96DF1E" w15:paraIdParent="3DC4E1E4" w15:done="0"/>
   <w15:commentEx w15:paraId="52D3F917" w15:paraIdParent="76162A12" w15:done="0"/>
   <w15:commentEx w15:paraId="7D81F59D" w15:paraIdParent="2EDD7D98" w15:done="0"/>
-  <w15:commentEx w15:paraId="1D54DB8A" w15:paraIdParent="6CF0F6CE" w15:done="0"/>
+  <w15:commentEx w15:paraId="1D54DB8A" w15:paraIdParent="24FE8ACD" w15:done="0"/>
   <w15:commentEx w15:paraId="3C919BDD" w15:paraIdParent="3EAAC654" w15:done="0"/>
   <w15:commentEx w15:paraId="64E8F544" w15:paraIdParent="1F665ED1" w15:done="0"/>
   <w15:commentEx w15:paraId="2171B2E0" w15:paraIdParent="6C01E810" w15:done="0"/>
@@ -22100,9 +22617,9 @@
   <w15:commentEx w15:paraId="2FFC5390" w15:paraIdParent="205463C8" w15:done="0"/>
   <w15:commentEx w15:paraId="2B9D0190" w15:paraIdParent="3662EA68" w15:done="0"/>
   <w15:commentEx w15:paraId="6261C6F9" w15:paraIdParent="3F19B588" w15:done="0"/>
-  <w15:commentEx w15:paraId="50AFA4F7" w15:paraIdParent="7723824E" w15:done="0"/>
-  <w15:commentEx w15:paraId="0332D75E" w15:paraIdParent="17D6E993" w15:done="0"/>
-  <w15:commentEx w15:paraId="75F665D8" w15:paraIdParent="269B83C6" w15:done="0"/>
+  <w15:commentEx w15:paraId="50AFA4F7" w15:paraIdParent="2FF4C1F6" w15:done="0"/>
+  <w15:commentEx w15:paraId="0332D75E" w15:paraIdParent="2BF8E15C" w15:done="0"/>
+  <w15:commentEx w15:paraId="75F665D8" w15:paraIdParent="785F4A89" w15:done="0"/>
   <w15:commentEx w15:paraId="1BBFF742" w15:paraIdParent="2D91FA21" w15:done="0"/>
   <w15:commentEx w15:paraId="42199459" w15:paraIdParent="18F1CB84" w15:done="0"/>
 </w15:commentsEx>

--- a/QIP_V4/QIP_Quan_ly_van_hanh_V4_TrackChanges.docx
+++ b/QIP_V4/QIP_Quan_ly_van_hanh_V4_TrackChanges.docx
@@ -100,12 +100,22 @@
               </w:rPr>
               <w:t xml:space="preserve">Mã số: </w:t>
             </w:r>
-            <w:r>
-              <w:rPr>
-                <w:highlight w:val="yellow"/>
-              </w:rPr>
-              <w:t xml:space="preserve">00x</w:t>
-            </w:r>
+            <w:del w:id="20000" w:author="Nhóm dự án" w:date="2026-10-02T09:00:00Z">
+              <w:r>
+                <w:rPr>
+                  <w:highlight w:val="yellow"/>
+                </w:rPr>
+                <w:delText xml:space="preserve">00x</w:delText>
+              </w:r>
+            </w:del>
+            <w:ins w:id="20001" w:author="Nhóm dự án" w:date="2026-10-02T09:00:00Z">
+              <w:r>
+                <w:rPr>
+                  <w:highlight w:val="green"/>
+                </w:rPr>
+                <w:t xml:space="preserve">021</w:t>
+              </w:r>
+            </w:ins>
             <w:r>
               <w:rPr>
                 <w:highlight w:val="yellow"/>
@@ -404,12 +414,22 @@
             <w:pPr>
               <w:pStyle w:val="Bodytext3-3"/>
             </w:pPr>
-            <w:r>
-              <w:rPr>
-                <w:highlight w:val="yellow"/>
-              </w:rPr>
-              <w:t xml:space="preserve">dd/mm/yyyy</w:t>
-            </w:r>
+            <w:del w:id="20002" w:author="Nhóm dự án" w:date="2026-10-02T09:00:00Z">
+              <w:r>
+                <w:rPr>
+                  <w:highlight w:val="yellow"/>
+                </w:rPr>
+                <w:delText xml:space="preserve">dd/mm/yyyy</w:delText>
+              </w:r>
+            </w:del>
+            <w:ins w:id="20003" w:author="Nhóm dự án" w:date="2026-10-02T09:00:00Z">
+              <w:r>
+                <w:rPr>
+                  <w:highlight w:val="green"/>
+                </w:rPr>
+                <w:t xml:space="preserve">31/12/2026</w:t>
+              </w:r>
+            </w:ins>
           </w:p>
         </w:tc>
         <w:tc>
@@ -4730,9 +4750,9 @@
             <w:ins w:id="20269" w:author="Nhóm dự án" w:date="2026-10-02T09:00:00Z">
               <w:r>
                 <w:rPr>
-                  <w:highlight w:val="yellow"/>
+                  <w:highlight w:val="green"/>
                 </w:rPr>
-                <w:t xml:space="preserve">[ ]</w:t>
+                <w:t xml:space="preserve">5</w:t>
               </w:r>
             </w:ins>
           </w:p>
@@ -4748,9 +4768,9 @@
             <w:ins w:id="20270" w:author="Nhóm dự án" w:date="2026-10-02T09:00:00Z">
               <w:r>
                 <w:rPr>
-                  <w:highlight w:val="yellow"/>
+                  <w:highlight w:val="green"/>
                 </w:rPr>
-                <w:t xml:space="preserve">[ ]</w:t>
+                <w:t xml:space="preserve">4</w:t>
               </w:r>
             </w:ins>
           </w:p>
@@ -4766,9 +4786,9 @@
             <w:ins w:id="20271" w:author="Nhóm dự án" w:date="2026-10-02T09:00:00Z">
               <w:r>
                 <w:rPr>
-                  <w:highlight w:val="yellow"/>
+                  <w:highlight w:val="green"/>
                 </w:rPr>
-                <w:t xml:space="preserve">[ ]</w:t>
+                <w:t xml:space="preserve">20</w:t>
               </w:r>
             </w:ins>
           </w:p>
@@ -4784,9 +4804,9 @@
             <w:ins w:id="20272" w:author="Nhóm dự án" w:date="2026-10-02T09:00:00Z">
               <w:r>
                 <w:rPr>
-                  <w:highlight w:val="yellow"/>
+                  <w:highlight w:val="green"/>
                 </w:rPr>
-                <w:t xml:space="preserve">[ ]</w:t>
+                <w:t xml:space="preserve">Có</w:t>
               </w:r>
             </w:ins>
           </w:p>
@@ -4850,9 +4870,9 @@
             <w:ins w:id="20276" w:author="Nhóm dự án" w:date="2026-10-02T09:00:00Z">
               <w:r>
                 <w:rPr>
-                  <w:highlight w:val="yellow"/>
+                  <w:highlight w:val="green"/>
                 </w:rPr>
-                <w:t xml:space="preserve">[ ]</w:t>
+                <w:t xml:space="preserve">5</w:t>
               </w:r>
             </w:ins>
           </w:p>
@@ -4868,9 +4888,9 @@
             <w:ins w:id="20277" w:author="Nhóm dự án" w:date="2026-10-02T09:00:00Z">
               <w:r>
                 <w:rPr>
-                  <w:highlight w:val="yellow"/>
+                  <w:highlight w:val="green"/>
                 </w:rPr>
-                <w:t xml:space="preserve">[ ]</w:t>
+                <w:t xml:space="preserve">4</w:t>
               </w:r>
             </w:ins>
           </w:p>
@@ -4886,9 +4906,9 @@
             <w:ins w:id="20278" w:author="Nhóm dự án" w:date="2026-10-02T09:00:00Z">
               <w:r>
                 <w:rPr>
-                  <w:highlight w:val="yellow"/>
+                  <w:highlight w:val="green"/>
                 </w:rPr>
-                <w:t xml:space="preserve">[ ]</w:t>
+                <w:t xml:space="preserve">20</w:t>
               </w:r>
             </w:ins>
           </w:p>
@@ -4904,9 +4924,9 @@
             <w:ins w:id="20279" w:author="Nhóm dự án" w:date="2026-10-02T09:00:00Z">
               <w:r>
                 <w:rPr>
-                  <w:highlight w:val="yellow"/>
+                  <w:highlight w:val="green"/>
                 </w:rPr>
-                <w:t xml:space="preserve">[ ]</w:t>
+                <w:t xml:space="preserve">Có</w:t>
               </w:r>
             </w:ins>
           </w:p>
@@ -4970,9 +4990,9 @@
             <w:ins w:id="20283" w:author="Nhóm dự án" w:date="2026-10-02T09:00:00Z">
               <w:r>
                 <w:rPr>
-                  <w:highlight w:val="yellow"/>
+                  <w:highlight w:val="green"/>
                 </w:rPr>
-                <w:t xml:space="preserve">[ ]</w:t>
+                <w:t xml:space="preserve">5</w:t>
               </w:r>
             </w:ins>
           </w:p>
@@ -4988,9 +5008,9 @@
             <w:ins w:id="20284" w:author="Nhóm dự án" w:date="2026-10-02T09:00:00Z">
               <w:r>
                 <w:rPr>
-                  <w:highlight w:val="yellow"/>
+                  <w:highlight w:val="green"/>
                 </w:rPr>
-                <w:t xml:space="preserve">[ ]</w:t>
+                <w:t xml:space="preserve">4</w:t>
               </w:r>
             </w:ins>
           </w:p>
@@ -5006,9 +5026,9 @@
             <w:ins w:id="20285" w:author="Nhóm dự án" w:date="2026-10-02T09:00:00Z">
               <w:r>
                 <w:rPr>
-                  <w:highlight w:val="yellow"/>
+                  <w:highlight w:val="green"/>
                 </w:rPr>
-                <w:t xml:space="preserve">[ ]</w:t>
+                <w:t xml:space="preserve">20</w:t>
               </w:r>
             </w:ins>
           </w:p>
@@ -5024,9 +5044,9 @@
             <w:ins w:id="20286" w:author="Nhóm dự án" w:date="2026-10-02T09:00:00Z">
               <w:r>
                 <w:rPr>
-                  <w:highlight w:val="yellow"/>
+                  <w:highlight w:val="green"/>
                 </w:rPr>
-                <w:t xml:space="preserve">[ ]</w:t>
+                <w:t xml:space="preserve">Có</w:t>
               </w:r>
             </w:ins>
           </w:p>
@@ -5090,9 +5110,9 @@
             <w:ins w:id="20290" w:author="Nhóm dự án" w:date="2026-10-02T09:00:00Z">
               <w:r>
                 <w:rPr>
-                  <w:highlight w:val="yellow"/>
+                  <w:highlight w:val="green"/>
                 </w:rPr>
-                <w:t xml:space="preserve">[ ]</w:t>
+                <w:t xml:space="preserve">5</w:t>
               </w:r>
             </w:ins>
           </w:p>
@@ -5108,9 +5128,9 @@
             <w:ins w:id="20291" w:author="Nhóm dự án" w:date="2026-10-02T09:00:00Z">
               <w:r>
                 <w:rPr>
-                  <w:highlight w:val="yellow"/>
+                  <w:highlight w:val="green"/>
                 </w:rPr>
-                <w:t xml:space="preserve">[ ]</w:t>
+                <w:t xml:space="preserve">5</w:t>
               </w:r>
             </w:ins>
           </w:p>
@@ -5126,9 +5146,9 @@
             <w:ins w:id="20292" w:author="Nhóm dự án" w:date="2026-10-02T09:00:00Z">
               <w:r>
                 <w:rPr>
-                  <w:highlight w:val="yellow"/>
+                  <w:highlight w:val="green"/>
                 </w:rPr>
-                <w:t xml:space="preserve">[ ]</w:t>
+                <w:t xml:space="preserve">25</w:t>
               </w:r>
             </w:ins>
           </w:p>
@@ -5144,9 +5164,9 @@
             <w:ins w:id="20293" w:author="Nhóm dự án" w:date="2026-10-02T09:00:00Z">
               <w:r>
                 <w:rPr>
-                  <w:highlight w:val="yellow"/>
+                  <w:highlight w:val="green"/>
                 </w:rPr>
-                <w:t xml:space="preserve">[ ]</w:t>
+                <w:t xml:space="preserve">Có</w:t>
               </w:r>
             </w:ins>
           </w:p>
@@ -5210,9 +5230,9 @@
             <w:ins w:id="20297" w:author="Nhóm dự án" w:date="2026-10-02T09:00:00Z">
               <w:r>
                 <w:rPr>
-                  <w:highlight w:val="yellow"/>
+                  <w:highlight w:val="green"/>
                 </w:rPr>
-                <w:t xml:space="preserve">[ ]</w:t>
+                <w:t xml:space="preserve">4</w:t>
               </w:r>
             </w:ins>
           </w:p>
@@ -5228,9 +5248,9 @@
             <w:ins w:id="20298" w:author="Nhóm dự án" w:date="2026-10-02T09:00:00Z">
               <w:r>
                 <w:rPr>
-                  <w:highlight w:val="yellow"/>
+                  <w:highlight w:val="green"/>
                 </w:rPr>
-                <w:t xml:space="preserve">[ ]</w:t>
+                <w:t xml:space="preserve">5</w:t>
               </w:r>
             </w:ins>
           </w:p>
@@ -5246,9 +5266,9 @@
             <w:ins w:id="20299" w:author="Nhóm dự án" w:date="2026-10-02T09:00:00Z">
               <w:r>
                 <w:rPr>
-                  <w:highlight w:val="yellow"/>
+                  <w:highlight w:val="green"/>
                 </w:rPr>
-                <w:t xml:space="preserve">[ ]</w:t>
+                <w:t xml:space="preserve">20</w:t>
               </w:r>
             </w:ins>
           </w:p>
@@ -5264,9 +5284,9 @@
             <w:ins w:id="20300" w:author="Nhóm dự án" w:date="2026-10-02T09:00:00Z">
               <w:r>
                 <w:rPr>
-                  <w:highlight w:val="yellow"/>
+                  <w:highlight w:val="green"/>
                 </w:rPr>
-                <w:t xml:space="preserve">[ ]</w:t>
+                <w:t xml:space="preserve">Có</w:t>
               </w:r>
             </w:ins>
           </w:p>
@@ -5330,9 +5350,9 @@
             <w:ins w:id="20304" w:author="Nhóm dự án" w:date="2026-10-02T09:00:00Z">
               <w:r>
                 <w:rPr>
-                  <w:highlight w:val="yellow"/>
+                  <w:highlight w:val="green"/>
                 </w:rPr>
-                <w:t xml:space="preserve">[ ]</w:t>
+                <w:t xml:space="preserve">4</w:t>
               </w:r>
             </w:ins>
           </w:p>
@@ -5348,9 +5368,9 @@
             <w:ins w:id="20305" w:author="Nhóm dự án" w:date="2026-10-02T09:00:00Z">
               <w:r>
                 <w:rPr>
-                  <w:highlight w:val="yellow"/>
+                  <w:highlight w:val="green"/>
                 </w:rPr>
-                <w:t xml:space="preserve">[ ]</w:t>
+                <w:t xml:space="preserve">3</w:t>
               </w:r>
             </w:ins>
           </w:p>
@@ -5366,9 +5386,9 @@
             <w:ins w:id="20306" w:author="Nhóm dự án" w:date="2026-10-02T09:00:00Z">
               <w:r>
                 <w:rPr>
-                  <w:highlight w:val="yellow"/>
+                  <w:highlight w:val="green"/>
                 </w:rPr>
-                <w:t xml:space="preserve">[ ]</w:t>
+                <w:t xml:space="preserve">12</w:t>
               </w:r>
             </w:ins>
           </w:p>
@@ -5384,9 +5404,9 @@
             <w:ins w:id="20307" w:author="Nhóm dự án" w:date="2026-10-02T09:00:00Z">
               <w:r>
                 <w:rPr>
-                  <w:highlight w:val="yellow"/>
+                  <w:highlight w:val="green"/>
                 </w:rPr>
-                <w:t xml:space="preserve">[ ]</w:t>
+                <w:t xml:space="preserve">Có</w:t>
               </w:r>
             </w:ins>
           </w:p>
@@ -5450,9 +5470,9 @@
             <w:ins w:id="20311" w:author="Nhóm dự án" w:date="2026-10-02T09:00:00Z">
               <w:r>
                 <w:rPr>
-                  <w:highlight w:val="yellow"/>
+                  <w:highlight w:val="green"/>
                 </w:rPr>
-                <w:t xml:space="preserve">[ ]</w:t>
+                <w:t xml:space="preserve">4</w:t>
               </w:r>
             </w:ins>
           </w:p>
@@ -5468,9 +5488,9 @@
             <w:ins w:id="20312" w:author="Nhóm dự án" w:date="2026-10-02T09:00:00Z">
               <w:r>
                 <w:rPr>
-                  <w:highlight w:val="yellow"/>
+                  <w:highlight w:val="green"/>
                 </w:rPr>
-                <w:t xml:space="preserve">[ ]</w:t>
+                <w:t xml:space="preserve">4</w:t>
               </w:r>
             </w:ins>
           </w:p>
@@ -5486,9 +5506,9 @@
             <w:ins w:id="20313" w:author="Nhóm dự án" w:date="2026-10-02T09:00:00Z">
               <w:r>
                 <w:rPr>
-                  <w:highlight w:val="yellow"/>
+                  <w:highlight w:val="green"/>
                 </w:rPr>
-                <w:t xml:space="preserve">[ ]</w:t>
+                <w:t xml:space="preserve">16</w:t>
               </w:r>
             </w:ins>
           </w:p>
@@ -5504,9 +5524,9 @@
             <w:ins w:id="20314" w:author="Nhóm dự án" w:date="2026-10-02T09:00:00Z">
               <w:r>
                 <w:rPr>
-                  <w:highlight w:val="yellow"/>
+                  <w:highlight w:val="green"/>
                 </w:rPr>
-                <w:t xml:space="preserve">[ ]</w:t>
+                <w:t xml:space="preserve">Có</w:t>
               </w:r>
             </w:ins>
           </w:p>
@@ -5570,9 +5590,9 @@
             <w:ins w:id="20318" w:author="Nhóm dự án" w:date="2026-10-02T09:00:00Z">
               <w:r>
                 <w:rPr>
-                  <w:highlight w:val="yellow"/>
+                  <w:highlight w:val="green"/>
                 </w:rPr>
-                <w:t xml:space="preserve">[ ]</w:t>
+                <w:t xml:space="preserve">4</w:t>
               </w:r>
             </w:ins>
           </w:p>
@@ -5588,9 +5608,9 @@
             <w:ins w:id="20319" w:author="Nhóm dự án" w:date="2026-10-02T09:00:00Z">
               <w:r>
                 <w:rPr>
-                  <w:highlight w:val="yellow"/>
+                  <w:highlight w:val="green"/>
                 </w:rPr>
-                <w:t xml:space="preserve">[ ]</w:t>
+                <w:t xml:space="preserve">2</w:t>
               </w:r>
             </w:ins>
           </w:p>
@@ -5606,9 +5626,9 @@
             <w:ins w:id="20320" w:author="Nhóm dự án" w:date="2026-10-02T09:00:00Z">
               <w:r>
                 <w:rPr>
-                  <w:highlight w:val="yellow"/>
+                  <w:highlight w:val="green"/>
                 </w:rPr>
-                <w:t xml:space="preserve">[ ]</w:t>
+                <w:t xml:space="preserve">8</w:t>
               </w:r>
             </w:ins>
           </w:p>
@@ -5624,9 +5644,9 @@
             <w:ins w:id="20321" w:author="Nhóm dự án" w:date="2026-10-02T09:00:00Z">
               <w:r>
                 <w:rPr>
-                  <w:highlight w:val="yellow"/>
+                  <w:highlight w:val="green"/>
                 </w:rPr>
-                <w:t xml:space="preserve">[ ]</w:t>
+                <w:t xml:space="preserve">Không</w:t>
               </w:r>
             </w:ins>
           </w:p>
@@ -5690,9 +5710,9 @@
             <w:ins w:id="20325" w:author="Nhóm dự án" w:date="2026-10-02T09:00:00Z">
               <w:r>
                 <w:rPr>
-                  <w:highlight w:val="yellow"/>
+                  <w:highlight w:val="green"/>
                 </w:rPr>
-                <w:t xml:space="preserve">[ ]</w:t>
+                <w:t xml:space="preserve">2</w:t>
               </w:r>
             </w:ins>
           </w:p>
@@ -5708,9 +5728,9 @@
             <w:ins w:id="20326" w:author="Nhóm dự án" w:date="2026-10-02T09:00:00Z">
               <w:r>
                 <w:rPr>
-                  <w:highlight w:val="yellow"/>
+                  <w:highlight w:val="green"/>
                 </w:rPr>
-                <w:t xml:space="preserve">[ ]</w:t>
+                <w:t xml:space="preserve">3</w:t>
               </w:r>
             </w:ins>
           </w:p>
@@ -5726,9 +5746,9 @@
             <w:ins w:id="20327" w:author="Nhóm dự án" w:date="2026-10-02T09:00:00Z">
               <w:r>
                 <w:rPr>
-                  <w:highlight w:val="yellow"/>
+                  <w:highlight w:val="green"/>
                 </w:rPr>
-                <w:t xml:space="preserve">[ ]</w:t>
+                <w:t xml:space="preserve">6</w:t>
               </w:r>
             </w:ins>
           </w:p>
@@ -5744,9 +5764,9 @@
             <w:ins w:id="20328" w:author="Nhóm dự án" w:date="2026-10-02T09:00:00Z">
               <w:r>
                 <w:rPr>
-                  <w:highlight w:val="yellow"/>
+                  <w:highlight w:val="green"/>
                 </w:rPr>
-                <w:t xml:space="preserve">[ ]</w:t>
+                <w:t xml:space="preserve">Không</w:t>
               </w:r>
             </w:ins>
           </w:p>
@@ -6204,9 +6224,9 @@
         </w:r>
         <w:r>
           <w:rPr>
-            <w:highlight w:val="yellow"/>
+            <w:highlight w:val="green"/>
           </w:rPr>
-          <w:t xml:space="preserve">[___]</w:t>
+          <w:t xml:space="preserve">5</w:t>
         </w:r>
         <w:r>
           <w:t xml:space="preserve"> phút/lần, ghi nhận thời gian gián đoạn và cảnh báo quản trị viên (phục vụ Mục tiêu 7).</w:t>
@@ -6574,18 +6594,18 @@
         </w:r>
         <w:r>
           <w:rPr>
-            <w:highlight w:val="yellow"/>
+            <w:highlight w:val="green"/>
           </w:rPr>
-          <w:t xml:space="preserve">[dd/mm/yyyy]</w:t>
+          <w:t xml:space="preserve">05/01/2026</w:t>
         </w:r>
         <w:r>
           <w:t xml:space="preserve"> – </w:t>
         </w:r>
         <w:r>
           <w:rPr>
-            <w:highlight w:val="yellow"/>
+            <w:highlight w:val="green"/>
           </w:rPr>
-          <w:t xml:space="preserve">[dd/mm/yyyy]</w:t>
+          <w:t xml:space="preserve">16/01/2026</w:t>
         </w:r>
         <w:r>
           <w:t xml:space="preserve">)</w:t>
@@ -6626,18 +6646,18 @@
         </w:r>
         <w:r>
           <w:rPr>
-            <w:highlight w:val="yellow"/>
+            <w:highlight w:val="green"/>
           </w:rPr>
-          <w:t xml:space="preserve">[dd/mm/yyyy]</w:t>
+          <w:t xml:space="preserve">19/01/2026</w:t>
         </w:r>
         <w:r>
           <w:t xml:space="preserve"> – </w:t>
         </w:r>
         <w:r>
           <w:rPr>
-            <w:highlight w:val="yellow"/>
+            <w:highlight w:val="green"/>
           </w:rPr>
-          <w:t xml:space="preserve">[dd/mm/yyyy]</w:t>
+          <w:t xml:space="preserve">27/02/2026</w:t>
         </w:r>
         <w:r>
           <w:t xml:space="preserve">)</w:t>
@@ -6678,18 +6698,18 @@
         </w:r>
         <w:r>
           <w:rPr>
-            <w:highlight w:val="yellow"/>
+            <w:highlight w:val="green"/>
           </w:rPr>
-          <w:t xml:space="preserve">[dd/mm/yyyy]</w:t>
+          <w:t xml:space="preserve">02/03/2026</w:t>
         </w:r>
         <w:r>
           <w:t xml:space="preserve"> – </w:t>
         </w:r>
         <w:r>
           <w:rPr>
-            <w:highlight w:val="yellow"/>
+            <w:highlight w:val="green"/>
           </w:rPr>
-          <w:t xml:space="preserve">[dd/mm/yyyy]</w:t>
+          <w:t xml:space="preserve">27/03/2026</w:t>
         </w:r>
         <w:r>
           <w:t xml:space="preserve">)</w:t>
@@ -6730,18 +6750,18 @@
         </w:r>
         <w:r>
           <w:rPr>
-            <w:highlight w:val="yellow"/>
+            <w:highlight w:val="green"/>
           </w:rPr>
-          <w:t xml:space="preserve">[dd/mm/yyyy]</w:t>
+          <w:t xml:space="preserve">30/03/2026</w:t>
         </w:r>
         <w:r>
           <w:t xml:space="preserve"> – </w:t>
         </w:r>
         <w:r>
           <w:rPr>
-            <w:highlight w:val="yellow"/>
+            <w:highlight w:val="green"/>
           </w:rPr>
-          <w:t xml:space="preserve">[dd/mm/yyyy]</w:t>
+          <w:t xml:space="preserve">10/04/2026</w:t>
         </w:r>
         <w:r>
           <w:t xml:space="preserve">)</w:t>
@@ -6782,9 +6802,9 @@
         </w:r>
         <w:r>
           <w:rPr>
-            <w:highlight w:val="yellow"/>
+            <w:highlight w:val="green"/>
           </w:rPr>
-          <w:t xml:space="preserve">[dd/mm/yyyy]</w:t>
+          <w:t xml:space="preserve">13/04/2026</w:t>
         </w:r>
         <w:r>
           <w:t xml:space="preserve"> – 31/12/2026):</w:t>
@@ -6820,18 +6840,18 @@
         </w:r>
         <w:r>
           <w:rPr>
-            <w:highlight w:val="yellow"/>
+            <w:highlight w:val="green"/>
           </w:rPr>
-          <w:t xml:space="preserve">[dd/mm/yyyy]</w:t>
+          <w:t xml:space="preserve">01/10/2026</w:t>
         </w:r>
         <w:r>
           <w:t xml:space="preserve"> – </w:t>
         </w:r>
         <w:r>
           <w:rPr>
-            <w:highlight w:val="yellow"/>
+            <w:highlight w:val="green"/>
           </w:rPr>
-          <w:t xml:space="preserve">[dd/mm/yyyy]</w:t>
+          <w:t xml:space="preserve">31/10/2026</w:t>
         </w:r>
         <w:r>
           <w:t xml:space="preserve">;</w:t>
@@ -7306,18 +7326,18 @@
               </w:r>
               <w:r>
                 <w:rPr>
-                  <w:highlight w:val="yellow"/>
+                  <w:highlight w:val="green"/>
                 </w:rPr>
-                <w:t xml:space="preserve">[__________]</w:t>
+                <w:t xml:space="preserve">23.029.600</w:t>
               </w:r>
               <w:r>
                 <w:t xml:space="preserve"> đồng (tỷ giá bán ra Vietcombank ngày </w:t>
               </w:r>
               <w:r>
                 <w:rPr>
-                  <w:highlight w:val="yellow"/>
+                  <w:highlight w:val="green"/>
                 </w:rPr>
-                <w:t xml:space="preserve">[dd/mm/yyyy]</w:t>
+                <w:t xml:space="preserve">02/10/2026</w:t>
               </w:r>
               <w:r>
                 <w:t xml:space="preserve">)</w:t>
@@ -7669,9 +7689,9 @@
               <w:r>
                 <w:rPr>
                   <w:b/>
-                  <w:highlight w:val="yellow"/>
+                  <w:highlight w:val="green"/>
                 </w:rPr>
-                <w:t xml:space="preserve">[__________]</w:t>
+                <w:t xml:space="preserve">23.029.600</w:t>
               </w:r>
               <w:r>
                 <w:rPr>
@@ -8471,9 +8491,9 @@
             <w:ins w:id="20477" w:author="Nhóm dự án" w:date="2026-10-02T09:00:00Z">
               <w:r>
                 <w:rPr>
-                  <w:highlight w:val="yellow"/>
+                  <w:highlight w:val="green"/>
                 </w:rPr>
-                <w:t xml:space="preserve">[dd/mm/yyyy]</w:t>
+                <w:t xml:space="preserve">13/04 – 24/04/2026</w:t>
               </w:r>
             </w:ins>
           </w:p>
@@ -8557,9 +8577,9 @@
             <w:ins w:id="20482" w:author="Nhóm dự án" w:date="2026-10-02T09:00:00Z">
               <w:r>
                 <w:rPr>
-                  <w:highlight w:val="yellow"/>
+                  <w:highlight w:val="green"/>
                 </w:rPr>
-                <w:t xml:space="preserve">[dd/mm/yyyy]</w:t>
+                <w:t xml:space="preserve">13/04 – 24/04/2026</w:t>
               </w:r>
             </w:ins>
           </w:p>
@@ -8643,9 +8663,9 @@
             <w:ins w:id="20487" w:author="Nhóm dự án" w:date="2026-10-02T09:00:00Z">
               <w:r>
                 <w:rPr>
-                  <w:highlight w:val="yellow"/>
+                  <w:highlight w:val="green"/>
                 </w:rPr>
-                <w:t xml:space="preserve">[dd/mm/yyyy]</w:t>
+                <w:t xml:space="preserve">27/04 – 08/05/2026</w:t>
               </w:r>
             </w:ins>
           </w:p>
@@ -8729,9 +8749,9 @@
             <w:ins w:id="20492" w:author="Nhóm dự án" w:date="2026-10-02T09:00:00Z">
               <w:r>
                 <w:rPr>
-                  <w:highlight w:val="yellow"/>
+                  <w:highlight w:val="green"/>
                 </w:rPr>
-                <w:t xml:space="preserve">[dd/mm/yyyy]</w:t>
+                <w:t xml:space="preserve">11/05 – 22/05/2026</w:t>
               </w:r>
             </w:ins>
           </w:p>
@@ -8815,9 +8835,9 @@
             <w:ins w:id="20497" w:author="Nhóm dự án" w:date="2026-10-02T09:00:00Z">
               <w:r>
                 <w:rPr>
-                  <w:highlight w:val="yellow"/>
+                  <w:highlight w:val="green"/>
                 </w:rPr>
-                <w:t xml:space="preserve">[dd/mm/yyyy]</w:t>
+                <w:t xml:space="preserve">25/05 – 05/06/2026</w:t>
               </w:r>
             </w:ins>
           </w:p>
@@ -8901,9 +8921,9 @@
             <w:ins w:id="20502" w:author="Nhóm dự án" w:date="2026-10-02T09:00:00Z">
               <w:r>
                 <w:rPr>
-                  <w:highlight w:val="yellow"/>
+                  <w:highlight w:val="green"/>
                 </w:rPr>
-                <w:t xml:space="preserve">[dd/mm/yyyy]</w:t>
+                <w:t xml:space="preserve">08/06 – 19/06/2026</w:t>
               </w:r>
             </w:ins>
           </w:p>
@@ -8987,9 +9007,9 @@
             <w:ins w:id="20507" w:author="Nhóm dự án" w:date="2026-10-02T09:00:00Z">
               <w:r>
                 <w:rPr>
-                  <w:highlight w:val="yellow"/>
+                  <w:highlight w:val="green"/>
                 </w:rPr>
-                <w:t xml:space="preserve">[dd/mm/yyyy]</w:t>
+                <w:t xml:space="preserve">15/06 – 26/06/2026</w:t>
               </w:r>
             </w:ins>
           </w:p>
@@ -9073,9 +9093,9 @@
             <w:ins w:id="20512" w:author="Nhóm dự án" w:date="2026-10-02T09:00:00Z">
               <w:r>
                 <w:rPr>
-                  <w:highlight w:val="yellow"/>
+                  <w:highlight w:val="green"/>
                 </w:rPr>
-                <w:t xml:space="preserve">[dd/mm/yyyy]</w:t>
+                <w:t xml:space="preserve">22/06 – 30/06/2026</w:t>
               </w:r>
             </w:ins>
           </w:p>
@@ -13582,9 +13602,9 @@
             <w:ins w:id="20762" w:author="Nhóm dự án" w:date="2026-10-02T09:00:00Z">
               <w:r>
                 <w:rPr>
-                  <w:highlight w:val="yellow"/>
+                  <w:highlight w:val="green"/>
                 </w:rPr>
-                <w:t xml:space="preserve">[ ]</w:t>
+                <w:t xml:space="preserve">0 (V2 chưa vận hành)</w:t>
               </w:r>
             </w:ins>
           </w:p>
@@ -14249,9 +14269,9 @@
             <w:ins w:id="20797" w:author="Nhóm dự án" w:date="2026-10-02T09:00:00Z">
               <w:r>
                 <w:rPr>
-                  <w:highlight w:val="yellow"/>
+                  <w:highlight w:val="green"/>
                 </w:rPr>
-                <w:t xml:space="preserve">[ ]</w:t>
+                <w:t xml:space="preserve">Chưa đo (V1 không khảo sát)</w:t>
               </w:r>
             </w:ins>
           </w:p>
@@ -14383,9 +14403,9 @@
             <w:ins w:id="20804" w:author="Nhóm dự án" w:date="2026-10-02T09:00:00Z">
               <w:r>
                 <w:rPr>
-                  <w:highlight w:val="yellow"/>
+                  <w:highlight w:val="green"/>
                 </w:rPr>
-                <w:t xml:space="preserve">[ ]</w:t>
+                <w:t xml:space="preserve">Chưa đo (V1 không có giám sát)</w:t>
               </w:r>
             </w:ins>
           </w:p>
@@ -17541,9 +17561,9 @@
             <w:ins w:id="20872" w:author="Nhóm dự án" w:date="2026-10-02T09:00:00Z">
               <w:r>
                 <w:rPr>
-                  <w:highlight w:val="yellow"/>
+                  <w:highlight w:val="green"/>
                 </w:rPr>
-                <w:t xml:space="preserve">[ ]</w:t>
+                <w:t xml:space="preserve">P. QLCL</w:t>
               </w:r>
             </w:ins>
           </w:p>
@@ -17565,9 +17585,9 @@
             <w:ins w:id="20873" w:author="Nhóm dự án" w:date="2026-10-02T09:00:00Z">
               <w:r>
                 <w:rPr>
-                  <w:highlight w:val="yellow"/>
+                  <w:highlight w:val="green"/>
                 </w:rPr>
-                <w:t xml:space="preserve">[ ]</w:t>
+                <w:t xml:space="preserve">05/01/2026</w:t>
               </w:r>
             </w:ins>
           </w:p>
@@ -17589,9 +17609,9 @@
             <w:ins w:id="20874" w:author="Nhóm dự án" w:date="2026-10-02T09:00:00Z">
               <w:r>
                 <w:rPr>
-                  <w:highlight w:val="yellow"/>
+                  <w:highlight w:val="green"/>
                 </w:rPr>
-                <w:t xml:space="preserve">[ ]</w:t>
+                <w:t xml:space="preserve">16/01/2026</w:t>
               </w:r>
             </w:ins>
           </w:p>
@@ -17812,9 +17832,9 @@
             <w:ins w:id="20879" w:author="Nhóm dự án" w:date="2026-10-02T09:00:00Z">
               <w:r>
                 <w:rPr>
-                  <w:highlight w:val="yellow"/>
+                  <w:highlight w:val="green"/>
                 </w:rPr>
-                <w:t xml:space="preserve">[ ]</w:t>
+                <w:t xml:space="preserve">P. QLCL</w:t>
               </w:r>
             </w:ins>
           </w:p>
@@ -17836,9 +17856,9 @@
             <w:ins w:id="20880" w:author="Nhóm dự án" w:date="2026-10-02T09:00:00Z">
               <w:r>
                 <w:rPr>
-                  <w:highlight w:val="yellow"/>
+                  <w:highlight w:val="green"/>
                 </w:rPr>
-                <w:t xml:space="preserve">[ ]</w:t>
+                <w:t xml:space="preserve">05/01/2026</w:t>
               </w:r>
             </w:ins>
           </w:p>
@@ -17860,9 +17880,9 @@
             <w:ins w:id="20881" w:author="Nhóm dự án" w:date="2026-10-02T09:00:00Z">
               <w:r>
                 <w:rPr>
-                  <w:highlight w:val="yellow"/>
+                  <w:highlight w:val="green"/>
                 </w:rPr>
-                <w:t xml:space="preserve">[ ]</w:t>
+                <w:t xml:space="preserve">16/01/2026</w:t>
               </w:r>
             </w:ins>
           </w:p>
@@ -18083,9 +18103,9 @@
             <w:ins w:id="20886" w:author="Nhóm dự án" w:date="2026-10-02T09:00:00Z">
               <w:r>
                 <w:rPr>
-                  <w:highlight w:val="yellow"/>
+                  <w:highlight w:val="green"/>
                 </w:rPr>
-                <w:t xml:space="preserve">[ ]</w:t>
+                <w:t xml:space="preserve">P. QLCL</w:t>
               </w:r>
             </w:ins>
           </w:p>
@@ -18107,9 +18127,9 @@
             <w:ins w:id="20887" w:author="Nhóm dự án" w:date="2026-10-02T09:00:00Z">
               <w:r>
                 <w:rPr>
-                  <w:highlight w:val="yellow"/>
+                  <w:highlight w:val="green"/>
                 </w:rPr>
-                <w:t xml:space="preserve">[ ]</w:t>
+                <w:t xml:space="preserve">05/01/2026</w:t>
               </w:r>
             </w:ins>
           </w:p>
@@ -18131,9 +18151,9 @@
             <w:ins w:id="20888" w:author="Nhóm dự án" w:date="2026-10-02T09:00:00Z">
               <w:r>
                 <w:rPr>
-                  <w:highlight w:val="yellow"/>
+                  <w:highlight w:val="green"/>
                 </w:rPr>
-                <w:t xml:space="preserve">[ ]</w:t>
+                <w:t xml:space="preserve">16/01/2026</w:t>
               </w:r>
             </w:ins>
           </w:p>
@@ -18354,9 +18374,9 @@
             <w:ins w:id="20893" w:author="Nhóm dự án" w:date="2026-10-02T09:00:00Z">
               <w:r>
                 <w:rPr>
-                  <w:highlight w:val="yellow"/>
+                  <w:highlight w:val="green"/>
                 </w:rPr>
-                <w:t xml:space="preserve">[ ]</w:t>
+                <w:t xml:space="preserve">P. QLCL</w:t>
               </w:r>
             </w:ins>
           </w:p>
@@ -18378,9 +18398,9 @@
             <w:ins w:id="20894" w:author="Nhóm dự án" w:date="2026-10-02T09:00:00Z">
               <w:r>
                 <w:rPr>
-                  <w:highlight w:val="yellow"/>
+                  <w:highlight w:val="green"/>
                 </w:rPr>
-                <w:t xml:space="preserve">[ ]</w:t>
+                <w:t xml:space="preserve">19/01/2026</w:t>
               </w:r>
             </w:ins>
           </w:p>
@@ -18402,9 +18422,9 @@
             <w:ins w:id="20895" w:author="Nhóm dự án" w:date="2026-10-02T09:00:00Z">
               <w:r>
                 <w:rPr>
-                  <w:highlight w:val="yellow"/>
+                  <w:highlight w:val="green"/>
                 </w:rPr>
-                <w:t xml:space="preserve">[ ]</w:t>
+                <w:t xml:space="preserve">27/02/2026</w:t>
               </w:r>
             </w:ins>
           </w:p>
@@ -18551,9 +18571,9 @@
               </w:r>
               <w:r>
                 <w:rPr>
-                  <w:highlight w:val="yellow"/>
+                  <w:highlight w:val="green"/>
                 </w:rPr>
-                <w:t xml:space="preserve">[______]</w:t>
+                <w:t xml:space="preserve">23.029.600</w:t>
               </w:r>
               <w:r>
                 <w:t xml:space="preserve"> đồng (Claude Code)</w:t>
@@ -18640,9 +18660,9 @@
             <w:ins w:id="20901" w:author="Nhóm dự án" w:date="2026-10-02T09:00:00Z">
               <w:r>
                 <w:rPr>
-                  <w:highlight w:val="yellow"/>
+                  <w:highlight w:val="green"/>
                 </w:rPr>
-                <w:t xml:space="preserve">[ ]</w:t>
+                <w:t xml:space="preserve">P. QLCL</w:t>
               </w:r>
             </w:ins>
           </w:p>
@@ -18664,9 +18684,9 @@
             <w:ins w:id="20902" w:author="Nhóm dự án" w:date="2026-10-02T09:00:00Z">
               <w:r>
                 <w:rPr>
-                  <w:highlight w:val="yellow"/>
+                  <w:highlight w:val="green"/>
                 </w:rPr>
-                <w:t xml:space="preserve">[ ]</w:t>
+                <w:t xml:space="preserve">02/02/2026</w:t>
               </w:r>
             </w:ins>
           </w:p>
@@ -18688,9 +18708,9 @@
             <w:ins w:id="20903" w:author="Nhóm dự án" w:date="2026-10-02T09:00:00Z">
               <w:r>
                 <w:rPr>
-                  <w:highlight w:val="yellow"/>
+                  <w:highlight w:val="green"/>
                 </w:rPr>
-                <w:t xml:space="preserve">[ ]</w:t>
+                <w:t xml:space="preserve">27/03/2026</w:t>
               </w:r>
             </w:ins>
           </w:p>
@@ -18912,9 +18932,9 @@
             <w:ins w:id="20908" w:author="Nhóm dự án" w:date="2026-10-02T09:00:00Z">
               <w:r>
                 <w:rPr>
-                  <w:highlight w:val="yellow"/>
+                  <w:highlight w:val="green"/>
                 </w:rPr>
-                <w:t xml:space="preserve">[ ]</w:t>
+                <w:t xml:space="preserve">P. QLCL</w:t>
               </w:r>
             </w:ins>
           </w:p>
@@ -18936,9 +18956,9 @@
             <w:ins w:id="20909" w:author="Nhóm dự án" w:date="2026-10-02T09:00:00Z">
               <w:r>
                 <w:rPr>
-                  <w:highlight w:val="yellow"/>
+                  <w:highlight w:val="green"/>
                 </w:rPr>
-                <w:t xml:space="preserve">[ ]</w:t>
+                <w:t xml:space="preserve">02/03/2026</w:t>
               </w:r>
             </w:ins>
           </w:p>
@@ -18960,9 +18980,9 @@
             <w:ins w:id="20910" w:author="Nhóm dự án" w:date="2026-10-02T09:00:00Z">
               <w:r>
                 <w:rPr>
-                  <w:highlight w:val="yellow"/>
+                  <w:highlight w:val="green"/>
                 </w:rPr>
-                <w:t xml:space="preserve">[ ]</w:t>
+                <w:t xml:space="preserve">27/03/2026</w:t>
               </w:r>
             </w:ins>
           </w:p>
@@ -19183,9 +19203,9 @@
             <w:ins w:id="20915" w:author="Nhóm dự án" w:date="2026-10-02T09:00:00Z">
               <w:r>
                 <w:rPr>
-                  <w:highlight w:val="yellow"/>
+                  <w:highlight w:val="green"/>
                 </w:rPr>
-                <w:t xml:space="preserve">[ ]</w:t>
+                <w:t xml:space="preserve">P. QLCL</w:t>
               </w:r>
             </w:ins>
           </w:p>
@@ -19207,9 +19227,9 @@
             <w:ins w:id="20916" w:author="Nhóm dự án" w:date="2026-10-02T09:00:00Z">
               <w:r>
                 <w:rPr>
-                  <w:highlight w:val="yellow"/>
+                  <w:highlight w:val="green"/>
                 </w:rPr>
-                <w:t xml:space="preserve">[ ]</w:t>
+                <w:t xml:space="preserve">30/03/2026</w:t>
               </w:r>
             </w:ins>
           </w:p>
@@ -19231,9 +19251,9 @@
             <w:ins w:id="20917" w:author="Nhóm dự án" w:date="2026-10-02T09:00:00Z">
               <w:r>
                 <w:rPr>
-                  <w:highlight w:val="yellow"/>
+                  <w:highlight w:val="green"/>
                 </w:rPr>
-                <w:t xml:space="preserve">[ ]</w:t>
+                <w:t xml:space="preserve">10/04/2026</w:t>
               </w:r>
             </w:ins>
           </w:p>
@@ -19454,9 +19474,9 @@
             <w:ins w:id="20922" w:author="Nhóm dự án" w:date="2026-10-02T09:00:00Z">
               <w:r>
                 <w:rPr>
-                  <w:highlight w:val="yellow"/>
+                  <w:highlight w:val="green"/>
                 </w:rPr>
-                <w:t xml:space="preserve">[ ]</w:t>
+                <w:t xml:space="preserve">P. QLCL</w:t>
               </w:r>
             </w:ins>
           </w:p>
@@ -19478,9 +19498,9 @@
             <w:ins w:id="20923" w:author="Nhóm dự án" w:date="2026-10-02T09:00:00Z">
               <w:r>
                 <w:rPr>
-                  <w:highlight w:val="yellow"/>
+                  <w:highlight w:val="green"/>
                 </w:rPr>
-                <w:t xml:space="preserve">[ ]</w:t>
+                <w:t xml:space="preserve">13/04/2026</w:t>
               </w:r>
             </w:ins>
           </w:p>
@@ -19502,9 +19522,9 @@
             <w:ins w:id="20924" w:author="Nhóm dự án" w:date="2026-10-02T09:00:00Z">
               <w:r>
                 <w:rPr>
-                  <w:highlight w:val="yellow"/>
+                  <w:highlight w:val="green"/>
                 </w:rPr>
-                <w:t xml:space="preserve">[ ]</w:t>
+                <w:t xml:space="preserve">30/06/2026</w:t>
               </w:r>
             </w:ins>
           </w:p>
@@ -19727,9 +19747,9 @@
             <w:ins w:id="20929" w:author="Nhóm dự án" w:date="2026-10-02T09:00:00Z">
               <w:r>
                 <w:rPr>
-                  <w:highlight w:val="yellow"/>
+                  <w:highlight w:val="green"/>
                 </w:rPr>
-                <w:t xml:space="preserve">[ ]</w:t>
+                <w:t xml:space="preserve">P. QLCL</w:t>
               </w:r>
             </w:ins>
           </w:p>
@@ -19751,9 +19771,9 @@
             <w:ins w:id="20930" w:author="Nhóm dự án" w:date="2026-10-02T09:00:00Z">
               <w:r>
                 <w:rPr>
-                  <w:highlight w:val="yellow"/>
+                  <w:highlight w:val="green"/>
                 </w:rPr>
-                <w:t xml:space="preserve">[ ]</w:t>
+                <w:t xml:space="preserve">01/10/2026</w:t>
               </w:r>
             </w:ins>
           </w:p>
@@ -19775,9 +19795,9 @@
             <w:ins w:id="20931" w:author="Nhóm dự án" w:date="2026-10-02T09:00:00Z">
               <w:r>
                 <w:rPr>
-                  <w:highlight w:val="yellow"/>
+                  <w:highlight w:val="green"/>
                 </w:rPr>
-                <w:t xml:space="preserve">[ ]</w:t>
+                <w:t xml:space="preserve">31/10/2026</w:t>
               </w:r>
             </w:ins>
           </w:p>
@@ -19998,9 +20018,9 @@
             <w:ins w:id="20936" w:author="Nhóm dự án" w:date="2026-10-02T09:00:00Z">
               <w:r>
                 <w:rPr>
-                  <w:highlight w:val="yellow"/>
+                  <w:highlight w:val="green"/>
                 </w:rPr>
-                <w:t xml:space="preserve">[ ]</w:t>
+                <w:t xml:space="preserve">P. QLCL</w:t>
               </w:r>
             </w:ins>
           </w:p>
@@ -20022,9 +20042,9 @@
             <w:ins w:id="20937" w:author="Nhóm dự án" w:date="2026-10-02T09:00:00Z">
               <w:r>
                 <w:rPr>
-                  <w:highlight w:val="yellow"/>
+                  <w:highlight w:val="green"/>
                 </w:rPr>
-                <w:t xml:space="preserve">[ ]</w:t>
+                <w:t xml:space="preserve">01/10/2026</w:t>
               </w:r>
             </w:ins>
           </w:p>
@@ -20046,9 +20066,9 @@
             <w:ins w:id="20938" w:author="Nhóm dự án" w:date="2026-10-02T09:00:00Z">
               <w:r>
                 <w:rPr>
-                  <w:highlight w:val="yellow"/>
+                  <w:highlight w:val="green"/>
                 </w:rPr>
-                <w:t xml:space="preserve">[ ]</w:t>
+                <w:t xml:space="preserve">15/10/2026</w:t>
               </w:r>
             </w:ins>
           </w:p>
@@ -20269,9 +20289,9 @@
             <w:ins w:id="20943" w:author="Nhóm dự án" w:date="2026-10-02T09:00:00Z">
               <w:r>
                 <w:rPr>
-                  <w:highlight w:val="yellow"/>
+                  <w:highlight w:val="green"/>
                 </w:rPr>
-                <w:t xml:space="preserve">[ ]</w:t>
+                <w:t xml:space="preserve">P. QLCL</w:t>
               </w:r>
             </w:ins>
           </w:p>
@@ -20293,9 +20313,9 @@
             <w:ins w:id="20944" w:author="Nhóm dự án" w:date="2026-10-02T09:00:00Z">
               <w:r>
                 <w:rPr>
-                  <w:highlight w:val="yellow"/>
+                  <w:highlight w:val="green"/>
                 </w:rPr>
-                <w:t xml:space="preserve">[ ]</w:t>
+                <w:t xml:space="preserve">15/06/2026</w:t>
               </w:r>
             </w:ins>
           </w:p>
@@ -20317,9 +20337,9 @@
             <w:ins w:id="20945" w:author="Nhóm dự án" w:date="2026-10-02T09:00:00Z">
               <w:r>
                 <w:rPr>
-                  <w:highlight w:val="yellow"/>
+                  <w:highlight w:val="green"/>
                 </w:rPr>
-                <w:t xml:space="preserve">[ ]</w:t>
+                <w:t xml:space="preserve">15/12/2026</w:t>
               </w:r>
             </w:ins>
           </w:p>
@@ -20542,9 +20562,9 @@
             <w:ins w:id="20950" w:author="Nhóm dự án" w:date="2026-10-02T09:00:00Z">
               <w:r>
                 <w:rPr>
-                  <w:highlight w:val="yellow"/>
+                  <w:highlight w:val="green"/>
                 </w:rPr>
-                <w:t xml:space="preserve">[ ]</w:t>
+                <w:t xml:space="preserve">P. QLCL</w:t>
               </w:r>
             </w:ins>
           </w:p>
@@ -20566,9 +20586,9 @@
             <w:ins w:id="20951" w:author="Nhóm dự án" w:date="2026-10-02T09:00:00Z">
               <w:r>
                 <w:rPr>
-                  <w:highlight w:val="yellow"/>
+                  <w:highlight w:val="green"/>
                 </w:rPr>
-                <w:t xml:space="preserve">[ ]</w:t>
+                <w:t xml:space="preserve">01/05/2026</w:t>
               </w:r>
             </w:ins>
           </w:p>
@@ -20590,9 +20610,9 @@
             <w:ins w:id="20952" w:author="Nhóm dự án" w:date="2026-10-02T09:00:00Z">
               <w:r>
                 <w:rPr>
-                  <w:highlight w:val="yellow"/>
+                  <w:highlight w:val="green"/>
                 </w:rPr>
-                <w:t xml:space="preserve">[ ]</w:t>
+                <w:t xml:space="preserve">31/12/2026</w:t>
               </w:r>
             </w:ins>
           </w:p>
@@ -20820,9 +20840,9 @@
             <w:ins w:id="20957" w:author="Nhóm dự án" w:date="2026-10-02T09:00:00Z">
               <w:r>
                 <w:rPr>
-                  <w:highlight w:val="yellow"/>
+                  <w:highlight w:val="green"/>
                 </w:rPr>
-                <w:t xml:space="preserve">[ ]</w:t>
+                <w:t xml:space="preserve">P. QLCL</w:t>
               </w:r>
             </w:ins>
           </w:p>
@@ -20844,9 +20864,9 @@
             <w:ins w:id="20958" w:author="Nhóm dự án" w:date="2026-10-02T09:00:00Z">
               <w:r>
                 <w:rPr>
-                  <w:highlight w:val="yellow"/>
+                  <w:highlight w:val="green"/>
                 </w:rPr>
-                <w:t xml:space="preserve">[ ]</w:t>
+                <w:t xml:space="preserve">05/01/2026</w:t>
               </w:r>
             </w:ins>
           </w:p>
@@ -20868,9 +20888,9 @@
             <w:ins w:id="20959" w:author="Nhóm dự án" w:date="2026-10-02T09:00:00Z">
               <w:r>
                 <w:rPr>
-                  <w:highlight w:val="yellow"/>
+                  <w:highlight w:val="green"/>
                 </w:rPr>
-                <w:t xml:space="preserve">[ ]</w:t>
+                <w:t xml:space="preserve">31/12/2026</w:t>
               </w:r>
             </w:ins>
           </w:p>
@@ -21102,9 +21122,9 @@
             <w:ins w:id="20964" w:author="Nhóm dự án" w:date="2026-10-02T09:00:00Z">
               <w:r>
                 <w:rPr>
-                  <w:highlight w:val="yellow"/>
+                  <w:highlight w:val="green"/>
                 </w:rPr>
-                <w:t xml:space="preserve">[ ]</w:t>
+                <w:t xml:space="preserve">P. QLCL</w:t>
               </w:r>
             </w:ins>
           </w:p>
@@ -21126,9 +21146,9 @@
             <w:ins w:id="20965" w:author="Nhóm dự án" w:date="2026-10-02T09:00:00Z">
               <w:r>
                 <w:rPr>
-                  <w:highlight w:val="yellow"/>
+                  <w:highlight w:val="green"/>
                 </w:rPr>
-                <w:t xml:space="preserve">[ ]</w:t>
+                <w:t xml:space="preserve">01/12/2026</w:t>
               </w:r>
             </w:ins>
           </w:p>
@@ -21150,9 +21170,9 @@
             <w:ins w:id="20966" w:author="Nhóm dự án" w:date="2026-10-02T09:00:00Z">
               <w:r>
                 <w:rPr>
-                  <w:highlight w:val="yellow"/>
+                  <w:highlight w:val="green"/>
                 </w:rPr>
-                <w:t xml:space="preserve">[ ]</w:t>
+                <w:t xml:space="preserve">15/01/2027</w:t>
               </w:r>
             </w:ins>
           </w:p>
